--- a/01-项目实践/机械革命项目/SC-RRT小论文编写/第二版-SC-RRT英文翻译/第二十八版SC-RRT，一种基于自适应非对称双椭球域约束采样的SC-RRT算法.docx
+++ b/01-项目实践/机械革命项目/SC-RRT小论文编写/第二版-SC-RRT英文翻译/第二十八版SC-RRT，一种基于自适应非对称双椭球域约束采样的SC-RRT算法.docx
@@ -9,7 +9,7 @@
         <w:ind w:left="0"/>
         <w:jc w:val="center"/>
         <w:rPr>
-          <w:rFonts w:eastAsiaTheme="minorEastAsia" w:hint="eastAsia"/>
+          <w:rFonts w:eastAsiaTheme="minorEastAsia"/>
           <w:w w:val="80"/>
           <w:lang w:eastAsia="zh-CN"/>
         </w:rPr>
@@ -79,24 +79,37 @@
       <w:r>
         <w:t xml:space="preserve">· </w:t>
       </w:r>
-      <w:proofErr w:type="spellStart"/>
       <w:r>
         <w:rPr>
           <w:rFonts w:eastAsiaTheme="minorEastAsia" w:hint="eastAsia"/>
           <w:lang w:eastAsia="zh-CN"/>
         </w:rPr>
-        <w:t>Xingyu</w:t>
-      </w:r>
-      <w:proofErr w:type="spellEnd"/>
+        <w:t>Xingyu Gu</w:t>
+      </w:r>
+      <w:r>
+        <w:t>o</w:t>
+      </w:r>
+      <w:r>
+        <w:rPr>
+          <w:vertAlign w:val="superscript"/>
+        </w:rPr>
+        <w:t>1</w:t>
+      </w:r>
+      <w:r>
+        <w:rPr>
+          <w:spacing w:val="19"/>
+        </w:rPr>
+        <w:t xml:space="preserve"> </w:t>
+      </w:r>
+      <w:r>
+        <w:t xml:space="preserve">· </w:t>
+      </w:r>
       <w:r>
         <w:rPr>
           <w:rFonts w:eastAsiaTheme="minorEastAsia" w:hint="eastAsia"/>
           <w:lang w:eastAsia="zh-CN"/>
         </w:rPr>
-        <w:t xml:space="preserve"> Gu</w:t>
-      </w:r>
-      <w:r>
-        <w:t>o</w:t>
+        <w:t>MuChun Fan</w:t>
       </w:r>
       <w:r>
         <w:rPr>
@@ -111,23 +124,34 @@
         <w:t xml:space="preserve"> </w:t>
       </w:r>
       <w:r>
-        <w:t xml:space="preserve">· </w:t>
-      </w:r>
-      <w:proofErr w:type="spellStart"/>
+        <w:t>·</w:t>
+      </w:r>
+      <w:r>
+        <w:rPr>
+          <w:spacing w:val="19"/>
+        </w:rPr>
+        <w:t xml:space="preserve"> </w:t>
+      </w:r>
       <w:r>
         <w:rPr>
           <w:rFonts w:eastAsiaTheme="minorEastAsia" w:hint="eastAsia"/>
           <w:lang w:eastAsia="zh-CN"/>
         </w:rPr>
-        <w:t>MuChun</w:t>
-      </w:r>
-      <w:proofErr w:type="spellEnd"/>
+        <w:t>Feng</w:t>
+      </w:r>
       <w:r>
         <w:rPr>
           <w:rFonts w:eastAsiaTheme="minorEastAsia" w:hint="eastAsia"/>
           <w:lang w:eastAsia="zh-CN"/>
         </w:rPr>
-        <w:t xml:space="preserve"> Fan</w:t>
+        <w:t xml:space="preserve"> </w:t>
+      </w:r>
+      <w:r>
+        <w:rPr>
+          <w:rFonts w:eastAsiaTheme="minorEastAsia" w:hint="eastAsia"/>
+          <w:lang w:eastAsia="zh-CN"/>
+        </w:rPr>
+        <w:t>Hong</w:t>
       </w:r>
       <w:r>
         <w:rPr>
@@ -146,61 +170,10 @@
       </w:r>
       <w:r>
         <w:rPr>
-          <w:spacing w:val="19"/>
-        </w:rPr>
-        <w:t xml:space="preserve"> </w:t>
-      </w:r>
-      <w:r>
-        <w:rPr>
           <w:rFonts w:eastAsiaTheme="minorEastAsia" w:hint="eastAsia"/>
           <w:lang w:eastAsia="zh-CN"/>
         </w:rPr>
-        <w:t>Feng</w:t>
-      </w:r>
-      <w:r>
-        <w:rPr>
-          <w:rFonts w:eastAsiaTheme="minorEastAsia" w:hint="eastAsia"/>
-          <w:lang w:eastAsia="zh-CN"/>
-        </w:rPr>
-        <w:t xml:space="preserve"> </w:t>
-      </w:r>
-      <w:r>
-        <w:rPr>
-          <w:rFonts w:eastAsiaTheme="minorEastAsia" w:hint="eastAsia"/>
-          <w:lang w:eastAsia="zh-CN"/>
-        </w:rPr>
-        <w:t>Hong</w:t>
-      </w:r>
-      <w:r>
-        <w:rPr>
-          <w:vertAlign w:val="superscript"/>
-        </w:rPr>
-        <w:t>1</w:t>
-      </w:r>
-      <w:r>
-        <w:rPr>
-          <w:spacing w:val="19"/>
-        </w:rPr>
-        <w:t xml:space="preserve"> </w:t>
-      </w:r>
-      <w:r>
-        <w:t>·</w:t>
-      </w:r>
-      <w:proofErr w:type="spellStart"/>
-      <w:r>
-        <w:rPr>
-          <w:rFonts w:eastAsiaTheme="minorEastAsia" w:hint="eastAsia"/>
-          <w:lang w:eastAsia="zh-CN"/>
-        </w:rPr>
-        <w:t>HongYu</w:t>
-      </w:r>
-      <w:proofErr w:type="spellEnd"/>
-      <w:r>
-        <w:rPr>
-          <w:rFonts w:eastAsiaTheme="minorEastAsia" w:hint="eastAsia"/>
-          <w:lang w:eastAsia="zh-CN"/>
-        </w:rPr>
-        <w:t xml:space="preserve"> Gao</w:t>
+        <w:t>HongYu Gao</w:t>
       </w:r>
       <w:r>
         <w:rPr>
@@ -225,21 +198,12 @@
         </w:rPr>
         <w:t xml:space="preserve"> </w:t>
       </w:r>
-      <w:proofErr w:type="spellStart"/>
       <w:r>
         <w:rPr>
           <w:rFonts w:eastAsiaTheme="minorEastAsia" w:hint="eastAsia"/>
           <w:lang w:eastAsia="zh-CN"/>
         </w:rPr>
-        <w:t>JiaLe</w:t>
-      </w:r>
-      <w:proofErr w:type="spellEnd"/>
-      <w:r>
-        <w:rPr>
-          <w:rFonts w:eastAsiaTheme="minorEastAsia" w:hint="eastAsia"/>
-          <w:lang w:eastAsia="zh-CN"/>
-        </w:rPr>
-        <w:t xml:space="preserve"> Hu</w:t>
+        <w:t>JiaLe Hu</w:t>
       </w:r>
       <w:r>
         <w:rPr>
@@ -290,7 +254,7 @@
         <w:ind w:right="110" w:firstLine="500"/>
         <w:jc w:val="both"/>
         <w:rPr>
-          <w:rFonts w:eastAsiaTheme="minorEastAsia" w:hint="eastAsia"/>
+          <w:rFonts w:eastAsiaTheme="minorEastAsia"/>
           <w:lang w:eastAsia="zh-CN"/>
         </w:rPr>
       </w:pPr>
@@ -308,25 +272,7 @@
           <w:rFonts w:eastAsiaTheme="minorEastAsia"/>
           <w:lang w:eastAsia="zh-CN"/>
         </w:rPr>
-        <w:t xml:space="preserve">To address these limitations, this paper presents SC-RRT, a path planning algorithm built on adaptive asymmetric dual-ellipsoid constrained </w:t>
-      </w:r>
-      <w:proofErr w:type="spellStart"/>
-      <w:proofErr w:type="gramStart"/>
-      <w:r>
-        <w:rPr>
-          <w:rFonts w:eastAsiaTheme="minorEastAsia"/>
-          <w:lang w:eastAsia="zh-CN"/>
-        </w:rPr>
-        <w:t>sampling.The</w:t>
-      </w:r>
-      <w:proofErr w:type="spellEnd"/>
-      <w:proofErr w:type="gramEnd"/>
-      <w:r>
-        <w:rPr>
-          <w:rFonts w:eastAsiaTheme="minorEastAsia"/>
-          <w:lang w:eastAsia="zh-CN"/>
-        </w:rPr>
-        <w:t xml:space="preserve"> algorithm operates within a bidirectional parallel expansion framework and introduces waypoint-guided decomposition, breaking the global planning task into a sequence of staged subproblems.</w:t>
+        <w:t>To address these limitations, this paper presents SC-RRT, a path planning algorithm built on adaptive asymmetric dual-ellipsoid constrained sampling.The algorithm operates within a bidirectional parallel expansion framework and introduces waypoint-guided decomposition, breaking the global planning task into a sequence of staged subproblems.</w:t>
       </w:r>
       <w:bookmarkEnd w:id="4"/>
       <w:r>
@@ -334,41 +280,7 @@
           <w:rFonts w:eastAsiaTheme="minorEastAsia"/>
           <w:lang w:eastAsia="zh-CN"/>
         </w:rPr>
-        <w:t xml:space="preserve"> By constructing scale-variable, asymmetric informed sampling subsets in both directions, sampling is progressively concentrated toward feasible path regions with greater improvement potential. This forms the Adaptive Dual-Ellipsoid Constrained Sampling strategy (ADCS), which improves effective sampling density while preserving global exploration </w:t>
-      </w:r>
-      <w:proofErr w:type="spellStart"/>
-      <w:proofErr w:type="gramStart"/>
-      <w:r>
-        <w:rPr>
-          <w:rFonts w:eastAsiaTheme="minorEastAsia"/>
-          <w:lang w:eastAsia="zh-CN"/>
-        </w:rPr>
-        <w:t>coverage.To</w:t>
-      </w:r>
-      <w:proofErr w:type="spellEnd"/>
-      <w:proofErr w:type="gramEnd"/>
-      <w:r>
-        <w:rPr>
-          <w:rFonts w:eastAsiaTheme="minorEastAsia"/>
-          <w:lang w:eastAsia="zh-CN"/>
-        </w:rPr>
-        <w:t xml:space="preserve"> suppress invalid sampling caused by over-inflation or premature contraction of the informed subset due to cost estimation bias, an online regulation mechanism based on Search State Feedback (SSFOR) is developed. Using the historical evolution of the current optimal path cost as a feedback signal, SSFOR performs closed-loop adjustment of the </w:t>
-      </w:r>
-      <w:proofErr w:type="spellStart"/>
-      <w:r>
-        <w:rPr>
-          <w:rFonts w:eastAsiaTheme="minorEastAsia"/>
-          <w:lang w:eastAsia="zh-CN"/>
-        </w:rPr>
-        <w:t>hyperellipsoid</w:t>
-      </w:r>
-      <w:proofErr w:type="spellEnd"/>
-      <w:r>
-        <w:rPr>
-          <w:rFonts w:eastAsiaTheme="minorEastAsia"/>
-          <w:lang w:eastAsia="zh-CN"/>
-        </w:rPr>
-        <w:t xml:space="preserve"> expansion factor γ and the heuristic sampling probability p, allowing the informed subset to evolve continuously with the search progress. </w:t>
+        <w:t xml:space="preserve"> By constructing scale-variable, asymmetric informed sampling subsets in both directions, sampling is progressively concentrated toward feasible path regions with greater improvement potential. This forms the Adaptive Dual-Ellipsoid Constrained Sampling strategy (ADCS), which improves effective sampling density while preserving global exploration coverage.To suppress invalid sampling caused by over-inflation or premature contraction of the informed subset due to cost estimation bias, an online regulation mechanism based on Search State Feedback (SSFOR) is developed. Using the historical evolution of the current optimal path cost as a feedback signal, SSFOR performs closed-loop adjustment of the hyperellipsoid expansion factor γ and the heuristic sampling probability p, allowing the informed subset to evolve continuously with the search progress. </w:t>
       </w:r>
       <w:bookmarkStart w:id="5" w:name="OLE_LINK23"/>
       <w:r>
@@ -385,23 +297,7 @@
           <w:rFonts w:eastAsiaTheme="minorEastAsia"/>
           <w:lang w:eastAsia="zh-CN"/>
         </w:rPr>
-        <w:t xml:space="preserve">Directional compression and expansion of the sampling space via asymmetric </w:t>
-      </w:r>
-      <w:proofErr w:type="spellStart"/>
-      <w:r>
-        <w:rPr>
-          <w:rFonts w:eastAsiaTheme="minorEastAsia"/>
-          <w:lang w:eastAsia="zh-CN"/>
-        </w:rPr>
-        <w:t>hyperellipsoid</w:t>
-      </w:r>
-      <w:proofErr w:type="spellEnd"/>
-      <w:r>
-        <w:rPr>
-          <w:rFonts w:eastAsiaTheme="minorEastAsia"/>
-          <w:lang w:eastAsia="zh-CN"/>
-        </w:rPr>
-        <w:t xml:space="preserve"> constraints further sharpen the algorithm's resolution along potentially feasible passage directions.</w:t>
+        <w:t>Directional compression and expansion of the sampling space via asymmetric hyperellipsoid constraints further sharpen the algorithm's resolution along potentially feasible passage directions.</w:t>
       </w:r>
       <w:bookmarkEnd w:id="6"/>
     </w:p>
@@ -510,7 +406,7 @@
         <w:ind w:firstLineChars="200" w:firstLine="440"/>
         <w:jc w:val="both"/>
         <w:rPr>
-          <w:rFonts w:eastAsiaTheme="minorEastAsia" w:hint="eastAsia"/>
+          <w:rFonts w:eastAsiaTheme="minorEastAsia"/>
           <w:lang w:eastAsia="zh-CN"/>
         </w:rPr>
       </w:pPr>
@@ -765,10 +661,7 @@
         <w:t>.</w:t>
       </w:r>
       <w:r>
-        <w:t xml:space="preserve"> </w:t>
-      </w:r>
-      <w:r>
-        <w:t>Accordingly, in-depth research into robot path planning algorithms for complex environments carries not only considerable theoretical value, but also practical significance for advancing the real-world engineering deployment of intelligent robots. The core objective of path planning is to generate a collision-free trajectory for a robot within a known configuration space defined by a start point and a goal point, subject to kinematic constraints, while balancing two fundamental requirements: real-time responsiveness and path optimality</w:t>
+        <w:t xml:space="preserve"> Accordingly, in-depth research into robot path planning algorithms for complex environments carries not only considerable theoretical value, but also practical significance for advancing the real-world engineering deployment of intelligent robots. The core objective of path planning is to generate a collision-free trajectory for a robot within a known configuration space defined by a start point and a goal point, subject to kinematic constraints, while balancing two fundamental requirements: real-time responsiveness and path optimality</w:t>
       </w:r>
       <w:r>
         <w:rPr>
@@ -1052,7 +945,7 @@
         <w:ind w:firstLineChars="200" w:firstLine="440"/>
         <w:jc w:val="both"/>
         <w:rPr>
-          <w:rFonts w:eastAsiaTheme="minorEastAsia" w:hint="eastAsia"/>
+          <w:rFonts w:eastAsiaTheme="minorEastAsia"/>
           <w:lang w:eastAsia="zh-CN"/>
         </w:rPr>
       </w:pPr>
@@ -1109,21 +1002,7 @@
           <w:rFonts w:eastAsiaTheme="minorEastAsia"/>
           <w:lang w:eastAsia="zh-CN"/>
         </w:rPr>
-        <w:t>[1</w:t>
-      </w:r>
-      <w:r>
-        <w:rPr>
-          <w:rFonts w:eastAsiaTheme="minorEastAsia"/>
-          <w:lang w:eastAsia="zh-CN"/>
-        </w:rPr>
-        <w:t>3</w:t>
-      </w:r>
-      <w:r>
-        <w:rPr>
-          <w:rFonts w:eastAsiaTheme="minorEastAsia"/>
-          <w:lang w:eastAsia="zh-CN"/>
-        </w:rPr>
-        <w:t>]</w:t>
+        <w:t>[13]</w:t>
       </w:r>
       <w:r>
         <w:rPr>
@@ -1406,25 +1285,7 @@
           <w:sz w:val="20"/>
           <w:szCs w:val="20"/>
         </w:rPr>
-        <w:t xml:space="preserve"> </w:t>
-      </w:r>
-      <w:proofErr w:type="spellStart"/>
-      <w:r>
-        <w:rPr>
-          <w:rFonts w:hint="eastAsia"/>
-          <w:sz w:val="20"/>
-          <w:szCs w:val="20"/>
-        </w:rPr>
-        <w:t>Xingyu</w:t>
-      </w:r>
-      <w:proofErr w:type="spellEnd"/>
-      <w:r>
-        <w:rPr>
-          <w:rFonts w:hint="eastAsia"/>
-          <w:sz w:val="20"/>
-          <w:szCs w:val="20"/>
-        </w:rPr>
-        <w:t xml:space="preserve"> Guo</w:t>
+        <w:t xml:space="preserve"> Xingyu Guo</w:t>
       </w:r>
     </w:p>
     <w:p>
@@ -1436,7 +1297,7 @@
         <w:ind w:left="503" w:right="927" w:hanging="284"/>
         <w:jc w:val="both"/>
         <w:rPr>
-          <w:rFonts w:eastAsiaTheme="minorEastAsia" w:hint="eastAsia"/>
+          <w:rFonts w:eastAsiaTheme="minorEastAsia"/>
           <w:sz w:val="17"/>
           <w:lang w:eastAsia="zh-CN"/>
         </w:rPr>
@@ -1458,7 +1319,6 @@
         </w:rPr>
         <w:tab/>
       </w:r>
-      <w:proofErr w:type="gramStart"/>
       <w:r>
         <w:rPr>
           <w:rFonts w:hint="eastAsia"/>
@@ -1468,53 +1328,42 @@
         </w:rPr>
         <w:t>Email:Gxyhaoxianghenlihai</w:t>
       </w:r>
-      <w:proofErr w:type="gramEnd"/>
-      <w:r>
-        <w:fldChar w:fldCharType="begin"/>
-      </w:r>
-      <w:r>
-        <w:instrText>HYPERLINK "mailto:dhguo@xmu.edu.cn"</w:instrText>
-      </w:r>
-      <w:r>
-        <w:fldChar w:fldCharType="separate"/>
-      </w:r>
-      <w:r>
-        <w:rPr>
-          <w:sz w:val="20"/>
-          <w:szCs w:val="20"/>
-          <w:lang w:eastAsia="zh-CN"/>
-        </w:rPr>
-        <w:t>@</w:t>
-      </w:r>
-      <w:r>
-        <w:rPr>
-          <w:rFonts w:hint="eastAsia"/>
-          <w:sz w:val="20"/>
-          <w:szCs w:val="20"/>
-          <w:lang w:eastAsia="zh-CN"/>
-        </w:rPr>
-        <w:t>gmail</w:t>
-      </w:r>
-      <w:r>
-        <w:rPr>
-          <w:sz w:val="20"/>
-          <w:szCs w:val="20"/>
-          <w:lang w:eastAsia="zh-CN"/>
-        </w:rPr>
-        <w:t>.c</w:t>
-      </w:r>
-      <w:r>
-        <w:rPr>
-          <w:rFonts w:hint="eastAsia"/>
-          <w:sz w:val="20"/>
-          <w:szCs w:val="20"/>
-          <w:lang w:eastAsia="zh-CN"/>
-        </w:rPr>
-        <w:t>om</w:t>
-      </w:r>
-      <w:r>
-        <w:fldChar w:fldCharType="end"/>
-      </w:r>
+      <w:hyperlink r:id="rId8" w:history="1">
+        <w:r>
+          <w:rPr>
+            <w:sz w:val="20"/>
+            <w:szCs w:val="20"/>
+            <w:lang w:eastAsia="zh-CN"/>
+          </w:rPr>
+          <w:t>@</w:t>
+        </w:r>
+        <w:r>
+          <w:rPr>
+            <w:rFonts w:hint="eastAsia"/>
+            <w:sz w:val="20"/>
+            <w:szCs w:val="20"/>
+            <w:lang w:eastAsia="zh-CN"/>
+          </w:rPr>
+          <w:t>gmail</w:t>
+        </w:r>
+        <w:r>
+          <w:rPr>
+            <w:sz w:val="20"/>
+            <w:szCs w:val="20"/>
+            <w:lang w:eastAsia="zh-CN"/>
+          </w:rPr>
+          <w:t>.c</w:t>
+        </w:r>
+        <w:r>
+          <w:rPr>
+            <w:rFonts w:hint="eastAsia"/>
+            <w:sz w:val="20"/>
+            <w:szCs w:val="20"/>
+            <w:lang w:eastAsia="zh-CN"/>
+          </w:rPr>
+          <w:t>om</w:t>
+        </w:r>
+      </w:hyperlink>
       <w:r>
         <w:rPr>
           <w:sz w:val="17"/>
@@ -1744,23 +1593,7 @@
           <w:rFonts w:eastAsiaTheme="minorEastAsia"/>
           <w:lang w:eastAsia="zh-CN"/>
         </w:rPr>
-        <w:t xml:space="preserve">To address the </w:t>
-      </w:r>
-      <w:proofErr w:type="gramStart"/>
-      <w:r>
-        <w:rPr>
-          <w:rFonts w:eastAsiaTheme="minorEastAsia"/>
-          <w:lang w:eastAsia="zh-CN"/>
-        </w:rPr>
-        <w:t>aforementioned issues</w:t>
-      </w:r>
-      <w:proofErr w:type="gramEnd"/>
-      <w:r>
-        <w:rPr>
-          <w:rFonts w:eastAsiaTheme="minorEastAsia"/>
-          <w:lang w:eastAsia="zh-CN"/>
-        </w:rPr>
-        <w:t>, researchers in recent years have proposed various improvement strategies from the perspectives of sampling guidance, coordination of search strategies, and path structure optimization. A representative line of work enhances convergence efficiency by improving the bidirectional search framework and sampling guidance mechanisms, with particular emphasis on improving accessibility in “difficult-to-sample” scenarios such as narrow passages</w:t>
+        <w:t>To address the aforementioned issues, researchers in recent years have proposed various improvement strategies from the perspectives of sampling guidance, coordination of search strategies, and path structure optimization. A representative line of work enhances convergence efficiency by improving the bidirectional search framework and sampling guidance mechanisms, with particular emphasis on improving accessibility in “difficult-to-sample” scenarios such as narrow passages</w:t>
       </w:r>
       <w:r>
         <w:rPr>
@@ -1891,30 +1724,7 @@
           <w:rFonts w:eastAsiaTheme="minorEastAsia"/>
           <w:lang w:eastAsia="zh-CN"/>
         </w:rPr>
-        <w:t xml:space="preserve">, proposed by Li and Chen (2022), as well as ABQ-RRT* based on similar principles, adaptively adjust the sampling strategy according to the scale of unexplored regions identified through dual-tree exploration. By incorporating the principal component analysis (PCA) approach introduced by Tahirovic and </w:t>
-      </w:r>
-      <w:proofErr w:type="spellStart"/>
-      <w:r>
-        <w:rPr>
-          <w:rFonts w:eastAsiaTheme="minorEastAsia"/>
-          <w:lang w:eastAsia="zh-CN"/>
-        </w:rPr>
-        <w:t>Ferizbegovic</w:t>
-      </w:r>
-      <w:proofErr w:type="spellEnd"/>
-      <w:r>
-        <w:rPr>
-          <w:rFonts w:eastAsiaTheme="minorEastAsia"/>
-          <w:lang w:eastAsia="zh-CN"/>
-        </w:rPr>
-        <w:t xml:space="preserve"> (2018) in RRT</w:t>
-      </w:r>
-      <w:r>
-        <w:rPr>
-          <w:rFonts w:eastAsiaTheme="minorEastAsia" w:hint="eastAsia"/>
-          <w:lang w:eastAsia="zh-CN"/>
-        </w:rPr>
-        <w:t xml:space="preserve"> </w:t>
+        <w:t>, proposed by Li and Chen (2022), as well as ABQ-RRT*</w:t>
       </w:r>
       <w:r>
         <w:rPr>
@@ -1935,13 +1745,6 @@
           <w:rFonts w:eastAsiaTheme="minorEastAsia"/>
           <w:lang w:eastAsia="zh-CN"/>
         </w:rPr>
-        <w:instrText xml:space="preserve"> \* MERGEFORMAT </w:instrText>
-      </w:r>
-      <w:r>
-        <w:rPr>
-          <w:rFonts w:eastAsiaTheme="minorEastAsia"/>
-          <w:lang w:eastAsia="zh-CN"/>
-        </w:rPr>
       </w:r>
       <w:r>
         <w:rPr>
@@ -1956,6 +1759,54 @@
           <w:lang w:eastAsia="zh-CN"/>
         </w:rPr>
         <w:t>[21]</w:t>
+      </w:r>
+      <w:r>
+        <w:rPr>
+          <w:rFonts w:eastAsiaTheme="minorEastAsia"/>
+          <w:lang w:eastAsia="zh-CN"/>
+        </w:rPr>
+        <w:fldChar w:fldCharType="end"/>
+      </w:r>
+      <w:r>
+        <w:rPr>
+          <w:rFonts w:eastAsiaTheme="minorEastAsia"/>
+          <w:lang w:eastAsia="zh-CN"/>
+        </w:rPr>
+        <w:t xml:space="preserve"> based on similar principles, adaptively adjust the sampling strategy according to the scale of unexplored regions identified through dual-tree exploration. By incorporating the principal component analysis (PCA) approach introduced by Tahirovic and Ferizbegovic (2018) in RRT</w:t>
+      </w:r>
+      <w:r>
+        <w:rPr>
+          <w:rFonts w:eastAsiaTheme="minorEastAsia"/>
+          <w:lang w:eastAsia="zh-CN"/>
+        </w:rPr>
+        <w:fldChar w:fldCharType="begin"/>
+      </w:r>
+      <w:r>
+        <w:rPr>
+          <w:rFonts w:eastAsiaTheme="minorEastAsia"/>
+          <w:lang w:eastAsia="zh-CN"/>
+        </w:rPr>
+        <w:instrText xml:space="preserve"> REF _Ref223790586 \r \h </w:instrText>
+      </w:r>
+      <w:r>
+        <w:rPr>
+          <w:rFonts w:eastAsiaTheme="minorEastAsia"/>
+          <w:lang w:eastAsia="zh-CN"/>
+        </w:rPr>
+      </w:r>
+      <w:r>
+        <w:rPr>
+          <w:rFonts w:eastAsiaTheme="minorEastAsia"/>
+          <w:lang w:eastAsia="zh-CN"/>
+        </w:rPr>
+        <w:fldChar w:fldCharType="separate"/>
+      </w:r>
+      <w:r>
+        <w:rPr>
+          <w:rFonts w:eastAsiaTheme="minorEastAsia"/>
+          <w:lang w:eastAsia="zh-CN"/>
+        </w:rPr>
+        <w:t>[22]</w:t>
       </w:r>
       <w:r>
         <w:rPr>
@@ -1987,39 +1838,7 @@
           <w:rFonts w:eastAsiaTheme="minorEastAsia"/>
           <w:lang w:eastAsia="zh-CN"/>
         </w:rPr>
-        <w:t xml:space="preserve">However, such methods may still generate </w:t>
-      </w:r>
-      <w:proofErr w:type="gramStart"/>
-      <w:r>
-        <w:rPr>
-          <w:rFonts w:eastAsiaTheme="minorEastAsia"/>
-          <w:lang w:eastAsia="zh-CN"/>
-        </w:rPr>
-        <w:t>a large number of</w:t>
-      </w:r>
-      <w:proofErr w:type="gramEnd"/>
-      <w:r>
-        <w:rPr>
-          <w:rFonts w:eastAsiaTheme="minorEastAsia"/>
-          <w:lang w:eastAsia="zh-CN"/>
-        </w:rPr>
-        <w:t xml:space="preserve"> redundant sampling points in regions unrelated to the optimal path when operating in high-dimensional spaces or complex environments with multiple passages, thereby reducing overall planning efficiency. </w:t>
-      </w:r>
-      <w:proofErr w:type="gramStart"/>
-      <w:r>
-        <w:rPr>
-          <w:rFonts w:eastAsiaTheme="minorEastAsia"/>
-          <w:lang w:eastAsia="zh-CN"/>
-        </w:rPr>
-        <w:t>In particular, as</w:t>
-      </w:r>
-      <w:proofErr w:type="gramEnd"/>
-      <w:r>
-        <w:rPr>
-          <w:rFonts w:eastAsiaTheme="minorEastAsia"/>
-          <w:lang w:eastAsia="zh-CN"/>
-        </w:rPr>
-        <w:t xml:space="preserve"> the environment scale increases or obstacle density rises, fixed sampling bias strategies struggle to adapt to the varying demands of different search stages, leading to diminished guidance effectiveness of the informed subset.</w:t>
+        <w:t>However, such methods may still generate a large number of redundant sampling points in regions unrelated to the optimal path when operating in high-dimensional spaces or complex environments with multiple passages, thereby reducing overall planning efficiency. In particular, as the environment scale increases or obstacle density rises, fixed sampling bias strategies struggle to adapt to the varying demands of different search stages, leading to diminished guidance effectiveness of the informed subset.</w:t>
       </w:r>
       <w:r>
         <w:rPr>
@@ -2649,27 +2468,7 @@
           <w:szCs w:val="22"/>
           <w:lang w:eastAsia="zh-CN"/>
         </w:rPr>
-        <w:t xml:space="preserve">To address the </w:t>
-      </w:r>
-      <w:proofErr w:type="gramStart"/>
-      <w:r>
-        <w:rPr>
-          <w:rFonts w:eastAsiaTheme="minorEastAsia"/>
-          <w:sz w:val="22"/>
-          <w:szCs w:val="22"/>
-          <w:lang w:eastAsia="zh-CN"/>
-        </w:rPr>
-        <w:t>aforementioned issues</w:t>
-      </w:r>
-      <w:proofErr w:type="gramEnd"/>
-      <w:r>
-        <w:rPr>
-          <w:rFonts w:eastAsiaTheme="minorEastAsia"/>
-          <w:sz w:val="22"/>
-          <w:szCs w:val="22"/>
-          <w:lang w:eastAsia="zh-CN"/>
-        </w:rPr>
-        <w:t xml:space="preserve">, this paper proposes an SC-RRT algorithm based on an adaptive asymmetric dual-ellipsoid constrained sampling subset. Within a bidirectional parallel search framework guided by intermediate points, the algorithm constructs asymmetric dual-ellipsoid sampling subsets on the start and goal sides </w:t>
+        <w:t xml:space="preserve">To address the aforementioned issues, this paper proposes an SC-RRT algorithm based on an adaptive asymmetric dual-ellipsoid constrained sampling subset. Within a bidirectional parallel search framework guided by intermediate points, the algorithm constructs asymmetric dual-ellipsoid sampling subsets on the start and goal sides </w:t>
       </w:r>
       <w:r>
         <w:rPr>
@@ -2741,7 +2540,23 @@
           <w:spacing w:val="-2"/>
           <w:w w:val="110"/>
         </w:rPr>
-        <w:t>lgorithm statement</w:t>
+        <w:t xml:space="preserve">lgorithm </w:t>
+      </w:r>
+      <w:r>
+        <w:rPr>
+          <w:rFonts w:eastAsiaTheme="minorEastAsia" w:hint="eastAsia"/>
+          <w:spacing w:val="-2"/>
+          <w:w w:val="110"/>
+          <w:lang w:eastAsia="zh-CN"/>
+        </w:rPr>
+        <w:t>S</w:t>
+      </w:r>
+      <w:r>
+        <w:rPr>
+          <w:spacing w:val="-2"/>
+          <w:w w:val="110"/>
+        </w:rPr>
+        <w:t>tatement</w:t>
       </w:r>
       <w:bookmarkStart w:id="14" w:name="OLE_LINK2"/>
     </w:p>
@@ -2777,7 +2592,7 @@
                     <pic:cNvPicPr/>
                   </pic:nvPicPr>
                   <pic:blipFill>
-                    <a:blip r:embed="rId8"/>
+                    <a:blip r:embed="rId9"/>
                     <a:stretch>
                       <a:fillRect/>
                     </a:stretch>
@@ -2814,23 +2629,7 @@
           <w:rFonts w:eastAsiaTheme="minorEastAsia"/>
           <w:lang w:eastAsia="zh-CN"/>
         </w:rPr>
-        <w:t xml:space="preserve">Figure </w:t>
-      </w:r>
-      <w:proofErr w:type="gramStart"/>
-      <w:r>
-        <w:rPr>
-          <w:rFonts w:eastAsiaTheme="minorEastAsia"/>
-          <w:lang w:eastAsia="zh-CN"/>
-        </w:rPr>
-        <w:t>1.Schematic</w:t>
-      </w:r>
-      <w:proofErr w:type="gramEnd"/>
-      <w:r>
-        <w:rPr>
-          <w:rFonts w:eastAsiaTheme="minorEastAsia"/>
-          <w:lang w:eastAsia="zh-CN"/>
-        </w:rPr>
-        <w:t xml:space="preserve"> Diagram of the Search State-Driven Adaptive Asymmetric Dual-Ellipsoid Constrained Sampling SC-RRT Path Planning Algorithm</w:t>
+        <w:t>Figure 1.Schematic Diagram of the Search State-Driven Adaptive Asymmetric Dual-Ellipsoid Constrained Sampling SC-RRT Path Planning Algorithm</w:t>
       </w:r>
     </w:p>
     <w:p>
@@ -2945,10 +2744,10 @@
             <v:path o:extrusionok="f" gradientshapeok="t" o:connecttype="rect"/>
             <o:lock v:ext="edit" aspectratio="t"/>
           </v:shapetype>
-          <v:shape id="_x0000_i1025" type="#_x0000_t75" style="width:48.3pt;height:18.75pt" o:ole="">
-            <v:imagedata r:id="rId9" o:title=""/>
+          <v:shape id="_x0000_i1025" type="#_x0000_t75" style="width:48.3pt;height:18.65pt" o:ole="">
+            <v:imagedata r:id="rId10" o:title=""/>
           </v:shape>
-          <o:OLEObject Type="Embed" ProgID="Equation.DSMT4" ShapeID="_x0000_i1025" DrawAspect="Content" ObjectID="_1835470326" r:id="rId10"/>
+          <o:OLEObject Type="Embed" ProgID="Equation.DSMT4" ShapeID="_x0000_i1025" DrawAspect="Content" ObjectID="_1835850092" r:id="rId11"/>
         </w:object>
       </w:r>
       <w:r>
@@ -2975,10 +2774,10 @@
           <w:lang w:eastAsia="zh-CN"/>
         </w:rPr>
         <w:object w:dxaOrig="880" w:dyaOrig="380" w14:anchorId="5F403BD7">
-          <v:shape id="_x0000_i1026" type="#_x0000_t75" style="width:43.7pt;height:18.75pt" o:ole="">
-            <v:imagedata r:id="rId11" o:title=""/>
+          <v:shape id="_x0000_i1026" type="#_x0000_t75" style="width:43.6pt;height:18.65pt" o:ole="">
+            <v:imagedata r:id="rId12" o:title=""/>
           </v:shape>
-          <o:OLEObject Type="Embed" ProgID="Equation.DSMT4" ShapeID="_x0000_i1026" DrawAspect="Content" ObjectID="_1835470327" r:id="rId12"/>
+          <o:OLEObject Type="Embed" ProgID="Equation.DSMT4" ShapeID="_x0000_i1026" DrawAspect="Content" ObjectID="_1835850093" r:id="rId13"/>
         </w:object>
       </w:r>
       <w:r>
@@ -3114,21 +2913,27 @@
           <w:color w:val="000000" w:themeColor="text1"/>
           <w:lang w:eastAsia="zh-CN"/>
         </w:rPr>
-        <w:t xml:space="preserve">, while obstacle information is mapped from </w:t>
-      </w:r>
-      <w:proofErr w:type="gramStart"/>
-      <w:r>
-        <w:rPr>
-          <w:rFonts w:eastAsiaTheme="minorEastAsia"/>
-          <w:color w:val="000000" w:themeColor="text1"/>
-          <w:lang w:eastAsia="zh-CN"/>
-        </w:rPr>
-        <w:t>the workspace</w:t>
-      </w:r>
-      <w:proofErr w:type="gramEnd"/>
-      <w:r>
-        <w:rPr>
-          <w:rFonts w:eastAsiaTheme="minorEastAsia"/>
+        <w:t xml:space="preserve">, while obstacle information is mapped from the workspace </w:t>
+      </w:r>
+      <w:r>
+        <w:rPr>
+          <w:rFonts w:eastAsiaTheme="minorEastAsia" w:hint="eastAsia"/>
+          <w:color w:val="000000" w:themeColor="text1"/>
+          <w:lang w:eastAsia="zh-CN"/>
+        </w:rPr>
+        <w:t xml:space="preserve">W </w:t>
+      </w:r>
+      <w:r>
+        <w:rPr>
+          <w:rFonts w:eastAsiaTheme="minorEastAsia"/>
+          <w:color w:val="000000" w:themeColor="text1"/>
+          <w:lang w:eastAsia="zh-CN"/>
+        </w:rPr>
+        <w:t>to the configuration space through coordinate transformation.</w:t>
+      </w:r>
+      <w:r>
+        <w:rPr>
+          <w:rFonts w:eastAsiaTheme="minorEastAsia" w:hint="eastAsia"/>
           <w:color w:val="000000" w:themeColor="text1"/>
           <w:lang w:eastAsia="zh-CN"/>
         </w:rPr>
@@ -3136,19 +2941,41 @@
       </w:r>
       <w:r>
         <w:rPr>
+          <w:rFonts w:eastAsiaTheme="minorEastAsia"/>
+          <w:color w:val="000000" w:themeColor="text1"/>
+          <w:lang w:eastAsia="zh-CN"/>
+        </w:rPr>
+        <w:t>Let the state be defined as</w:t>
+      </w:r>
+      <w:r>
+        <w:rPr>
+          <w:rFonts w:eastAsiaTheme="minorEastAsia"/>
+          <w:color w:val="000000" w:themeColor="text1"/>
+          <w:position w:val="-4"/>
+          <w:lang w:eastAsia="zh-CN"/>
+        </w:rPr>
+        <w:object w:dxaOrig="639" w:dyaOrig="279" w14:anchorId="535116C1">
+          <v:shape id="_x0000_i1027" type="#_x0000_t75" style="width:31.9pt;height:13.9pt" o:ole="">
+            <v:imagedata r:id="rId14" o:title=""/>
+          </v:shape>
+          <o:OLEObject Type="Embed" ProgID="Equation.DSMT4" ShapeID="_x0000_i1027" DrawAspect="Content" ObjectID="_1835850094" r:id="rId15"/>
+        </w:object>
+      </w:r>
+      <w:r>
+        <w:rPr>
           <w:rFonts w:eastAsiaTheme="minorEastAsia" w:hint="eastAsia"/>
           <w:color w:val="000000" w:themeColor="text1"/>
           <w:lang w:eastAsia="zh-CN"/>
         </w:rPr>
-        <w:t xml:space="preserve">W </w:t>
-      </w:r>
-      <w:r>
-        <w:rPr>
-          <w:rFonts w:eastAsiaTheme="minorEastAsia"/>
-          <w:color w:val="000000" w:themeColor="text1"/>
-          <w:lang w:eastAsia="zh-CN"/>
-        </w:rPr>
-        <w:t>to the configuration space through coordinate transformation.</w:t>
+        <w:t xml:space="preserve">, </w:t>
+      </w:r>
+      <w:r>
+        <w:rPr>
+          <w:rFonts w:eastAsiaTheme="minorEastAsia"/>
+          <w:color w:val="000000" w:themeColor="text1"/>
+          <w:lang w:eastAsia="zh-CN"/>
+        </w:rPr>
+        <w:t>and partition the space into the collision-free region</w:t>
       </w:r>
       <w:r>
         <w:rPr>
@@ -3158,53 +2985,68 @@
         </w:rPr>
         <w:t xml:space="preserve"> </w:t>
       </w:r>
-      <w:r>
-        <w:rPr>
-          <w:rFonts w:eastAsiaTheme="minorEastAsia"/>
-          <w:color w:val="000000" w:themeColor="text1"/>
-          <w:lang w:eastAsia="zh-CN"/>
-        </w:rPr>
-        <w:t>Let the state be defined as</w:t>
-      </w:r>
-      <w:r>
-        <w:rPr>
-          <w:rFonts w:eastAsiaTheme="minorEastAsia"/>
-          <w:color w:val="000000" w:themeColor="text1"/>
-          <w:position w:val="-4"/>
-          <w:lang w:eastAsia="zh-CN"/>
-        </w:rPr>
-        <w:object w:dxaOrig="639" w:dyaOrig="279" w14:anchorId="535116C1">
-          <v:shape id="_x0000_i1027" type="#_x0000_t75" style="width:32.05pt;height:13.75pt" o:ole="">
-            <v:imagedata r:id="rId13" o:title=""/>
+      <w:bookmarkStart w:id="15" w:name="OLE_LINK3"/>
+      <w:r>
+        <w:rPr>
+          <w:rFonts w:eastAsiaTheme="minorEastAsia"/>
+          <w:color w:val="000000" w:themeColor="text1"/>
+          <w:position w:val="-16"/>
+          <w:lang w:eastAsia="zh-CN"/>
+        </w:rPr>
+        <w:object w:dxaOrig="480" w:dyaOrig="420" w14:anchorId="20B8BBB4">
+          <v:shape id="_x0000_i1028" type="#_x0000_t75" style="width:23.7pt;height:21.15pt" o:ole="">
+            <v:imagedata r:id="rId16" o:title=""/>
           </v:shape>
-          <o:OLEObject Type="Embed" ProgID="Equation.DSMT4" ShapeID="_x0000_i1027" DrawAspect="Content" ObjectID="_1835470328" r:id="rId14"/>
+          <o:OLEObject Type="Embed" ProgID="Equation.DSMT4" ShapeID="_x0000_i1028" DrawAspect="Content" ObjectID="_1835850095" r:id="rId17"/>
         </w:object>
       </w:r>
+      <w:bookmarkEnd w:id="15"/>
+      <w:r>
+        <w:rPr>
+          <w:rFonts w:eastAsiaTheme="minorEastAsia"/>
+          <w:color w:val="000000" w:themeColor="text1"/>
+          <w:lang w:eastAsia="zh-CN"/>
+        </w:rPr>
+        <w:t>, shown as the white area in the figure, and the obstacle region</w:t>
+      </w:r>
       <w:r>
         <w:rPr>
           <w:rFonts w:eastAsiaTheme="minorEastAsia" w:hint="eastAsia"/>
           <w:color w:val="000000" w:themeColor="text1"/>
           <w:lang w:eastAsia="zh-CN"/>
         </w:rPr>
-        <w:t xml:space="preserve">, </w:t>
-      </w:r>
-      <w:r>
-        <w:rPr>
-          <w:rFonts w:eastAsiaTheme="minorEastAsia"/>
-          <w:color w:val="000000" w:themeColor="text1"/>
-          <w:lang w:eastAsia="zh-CN"/>
-        </w:rPr>
-        <w:t>and partition the space into the collision-free region</w:t>
+        <w:t xml:space="preserve"> </w:t>
+      </w:r>
+      <w:bookmarkStart w:id="16" w:name="OLE_LINK1"/>
+      <w:r>
+        <w:rPr>
+          <w:rFonts w:eastAsiaTheme="minorEastAsia"/>
+          <w:color w:val="000000" w:themeColor="text1"/>
+          <w:position w:val="-12"/>
+          <w:lang w:eastAsia="zh-CN"/>
+        </w:rPr>
+        <w:object w:dxaOrig="420" w:dyaOrig="380" w14:anchorId="617D2E9A">
+          <v:shape id="_x0000_i1029" type="#_x0000_t75" style="width:21.15pt;height:18.65pt" o:ole="">
+            <v:imagedata r:id="rId18" o:title=""/>
+          </v:shape>
+          <o:OLEObject Type="Embed" ProgID="Equation.DSMT4" ShapeID="_x0000_i1029" DrawAspect="Content" ObjectID="_1835850096" r:id="rId19"/>
+        </w:object>
+      </w:r>
+      <w:bookmarkEnd w:id="16"/>
+      <w:r>
+        <w:rPr>
+          <w:rFonts w:eastAsiaTheme="minorEastAsia"/>
+          <w:lang w:eastAsia="zh-CN"/>
+        </w:rPr>
+        <w:t>, represented by the black circular obstacles, such that</w:t>
       </w:r>
       <w:r>
         <w:rPr>
           <w:rFonts w:eastAsiaTheme="minorEastAsia" w:hint="eastAsia"/>
-          <w:color w:val="000000" w:themeColor="text1"/>
           <w:lang w:eastAsia="zh-CN"/>
         </w:rPr>
         <w:t xml:space="preserve"> </w:t>
       </w:r>
-      <w:bookmarkStart w:id="15" w:name="OLE_LINK3"/>
       <w:r>
         <w:rPr>
           <w:rFonts w:eastAsiaTheme="minorEastAsia"/>
@@ -3212,56 +3054,45 @@
           <w:position w:val="-16"/>
           <w:lang w:eastAsia="zh-CN"/>
         </w:rPr>
-        <w:object w:dxaOrig="480" w:dyaOrig="420" w14:anchorId="20B8BBB4">
-          <v:shape id="_x0000_i1028" type="#_x0000_t75" style="width:23.7pt;height:21.25pt" o:ole="">
-            <v:imagedata r:id="rId15" o:title=""/>
+        <w:object w:dxaOrig="1440" w:dyaOrig="420" w14:anchorId="019677B2">
+          <v:shape id="_x0000_i1030" type="#_x0000_t75" style="width:1in;height:21.15pt" o:ole="">
+            <v:imagedata r:id="rId20" o:title=""/>
           </v:shape>
-          <o:OLEObject Type="Embed" ProgID="Equation.DSMT4" ShapeID="_x0000_i1028" DrawAspect="Content" ObjectID="_1835470329" r:id="rId16"/>
+          <o:OLEObject Type="Embed" ProgID="Equation.DSMT4" ShapeID="_x0000_i1030" DrawAspect="Content" ObjectID="_1835850097" r:id="rId21"/>
         </w:object>
       </w:r>
-      <w:bookmarkEnd w:id="15"/>
-      <w:r>
-        <w:rPr>
-          <w:rFonts w:eastAsiaTheme="minorEastAsia"/>
-          <w:color w:val="000000" w:themeColor="text1"/>
-          <w:lang w:eastAsia="zh-CN"/>
-        </w:rPr>
-        <w:t>, shown as the white area in the figure, and the obstacle region</w:t>
+      <w:r>
+        <w:rPr>
+          <w:rFonts w:eastAsiaTheme="minorEastAsia"/>
+          <w:lang w:eastAsia="zh-CN"/>
+        </w:rPr>
+        <w:t>. The planning start and goal states are denoted as</w:t>
       </w:r>
       <w:r>
         <w:rPr>
           <w:rFonts w:eastAsiaTheme="minorEastAsia" w:hint="eastAsia"/>
-          <w:color w:val="000000" w:themeColor="text1"/>
           <w:lang w:eastAsia="zh-CN"/>
         </w:rPr>
         <w:t xml:space="preserve"> </w:t>
       </w:r>
-      <w:bookmarkStart w:id="16" w:name="OLE_LINK1"/>
-      <w:r>
-        <w:rPr>
-          <w:rFonts w:eastAsiaTheme="minorEastAsia"/>
-          <w:color w:val="000000" w:themeColor="text1"/>
-          <w:position w:val="-12"/>
-          <w:lang w:eastAsia="zh-CN"/>
-        </w:rPr>
-        <w:object w:dxaOrig="420" w:dyaOrig="380" w14:anchorId="617D2E9A">
-          <v:shape id="_x0000_i1029" type="#_x0000_t75" style="width:21.25pt;height:18.75pt" o:ole="">
-            <v:imagedata r:id="rId17" o:title=""/>
+      <w:r>
+        <w:rPr>
+          <w:rFonts w:eastAsiaTheme="minorEastAsia"/>
+          <w:color w:val="000000" w:themeColor="text1"/>
+          <w:position w:val="-16"/>
+          <w:lang w:eastAsia="zh-CN"/>
+        </w:rPr>
+        <w:object w:dxaOrig="1920" w:dyaOrig="420" w14:anchorId="2E5C8514">
+          <v:shape id="_x0000_i1031" type="#_x0000_t75" style="width:95.7pt;height:21.15pt" o:ole="">
+            <v:imagedata r:id="rId22" o:title=""/>
           </v:shape>
-          <o:OLEObject Type="Embed" ProgID="Equation.DSMT4" ShapeID="_x0000_i1029" DrawAspect="Content" ObjectID="_1835470330" r:id="rId18"/>
+          <o:OLEObject Type="Embed" ProgID="Equation.DSMT4" ShapeID="_x0000_i1031" DrawAspect="Content" ObjectID="_1835850098" r:id="rId23"/>
         </w:object>
       </w:r>
-      <w:bookmarkEnd w:id="16"/>
-      <w:r>
-        <w:rPr>
-          <w:rFonts w:eastAsiaTheme="minorEastAsia"/>
-          <w:lang w:eastAsia="zh-CN"/>
-        </w:rPr>
-        <w:t>, represented by the black circular obstacles, such that</w:t>
-      </w:r>
       <w:r>
         <w:rPr>
           <w:rFonts w:eastAsiaTheme="minorEastAsia" w:hint="eastAsia"/>
+          <w:color w:val="000000" w:themeColor="text1"/>
           <w:lang w:eastAsia="zh-CN"/>
         </w:rPr>
         <w:t xml:space="preserve"> </w:t>
@@ -3269,68 +3100,9 @@
       <w:r>
         <w:rPr>
           <w:rFonts w:eastAsiaTheme="minorEastAsia"/>
-          <w:color w:val="000000" w:themeColor="text1"/>
-          <w:position w:val="-16"/>
-          <w:lang w:eastAsia="zh-CN"/>
-        </w:rPr>
-        <w:object w:dxaOrig="1440" w:dyaOrig="420" w14:anchorId="019677B2">
-          <v:shape id="_x0000_i1030" type="#_x0000_t75" style="width:1in;height:21.25pt" o:ole="">
-            <v:imagedata r:id="rId19" o:title=""/>
-          </v:shape>
-          <o:OLEObject Type="Embed" ProgID="Equation.DSMT4" ShapeID="_x0000_i1030" DrawAspect="Content" ObjectID="_1835470331" r:id="rId20"/>
-        </w:object>
-      </w:r>
-      <w:r>
-        <w:rPr>
-          <w:rFonts w:eastAsiaTheme="minorEastAsia"/>
-          <w:lang w:eastAsia="zh-CN"/>
-        </w:rPr>
-        <w:t>. The planning start and goal states are denoted as</w:t>
-      </w:r>
-      <w:r>
-        <w:rPr>
-          <w:rFonts w:eastAsiaTheme="minorEastAsia" w:hint="eastAsia"/>
-          <w:lang w:eastAsia="zh-CN"/>
-        </w:rPr>
-        <w:t xml:space="preserve"> </w:t>
-      </w:r>
-      <w:r>
-        <w:rPr>
-          <w:rFonts w:eastAsiaTheme="minorEastAsia"/>
-          <w:color w:val="000000" w:themeColor="text1"/>
-          <w:position w:val="-16"/>
-          <w:lang w:eastAsia="zh-CN"/>
-        </w:rPr>
-        <w:object w:dxaOrig="1920" w:dyaOrig="420" w14:anchorId="2E5C8514">
-          <v:shape id="_x0000_i1031" type="#_x0000_t75" style="width:95.7pt;height:21.25pt" o:ole="">
-            <v:imagedata r:id="rId21" o:title=""/>
-          </v:shape>
-          <o:OLEObject Type="Embed" ProgID="Equation.DSMT4" ShapeID="_x0000_i1031" DrawAspect="Content" ObjectID="_1835470332" r:id="rId22"/>
-        </w:object>
-      </w:r>
-      <w:r>
-        <w:rPr>
-          <w:rFonts w:eastAsiaTheme="minorEastAsia" w:hint="eastAsia"/>
-          <w:color w:val="000000" w:themeColor="text1"/>
-          <w:lang w:eastAsia="zh-CN"/>
-        </w:rPr>
-        <w:t xml:space="preserve"> </w:t>
-      </w:r>
-      <w:proofErr w:type="spellStart"/>
-      <w:r>
-        <w:rPr>
-          <w:rFonts w:eastAsiaTheme="minorEastAsia"/>
-          <w:lang w:eastAsia="zh-CN"/>
-        </w:rPr>
-        <w:t>as</w:t>
-      </w:r>
-      <w:proofErr w:type="spellEnd"/>
-      <w:r>
-        <w:rPr>
-          <w:rFonts w:eastAsiaTheme="minorEastAsia"/>
-          <w:lang w:eastAsia="zh-CN"/>
-        </w:rPr>
-        <w:t xml:space="preserve"> illustrated in Figure 1.</w:t>
+          <w:lang w:eastAsia="zh-CN"/>
+        </w:rPr>
+        <w:t>as illustrated in Figure 1.</w:t>
       </w:r>
     </w:p>
     <w:p>
@@ -3407,42 +3179,126 @@
           <w:color w:val="000000" w:themeColor="text1"/>
           <w:lang w:eastAsia="zh-CN"/>
         </w:rPr>
+        <w:t xml:space="preserve"> x</w:t>
+      </w:r>
+      <w:r>
+        <w:rPr>
+          <w:rFonts w:eastAsiaTheme="minorEastAsia" w:hint="eastAsia"/>
+          <w:color w:val="000000" w:themeColor="text1"/>
+          <w:vertAlign w:val="subscript"/>
+          <w:lang w:eastAsia="zh-CN"/>
+        </w:rPr>
+        <w:t>start</w:t>
+      </w:r>
+      <w:r>
+        <w:rPr>
+          <w:rFonts w:eastAsiaTheme="minorEastAsia" w:hint="eastAsia"/>
+          <w:color w:val="000000" w:themeColor="text1"/>
+          <w:lang w:eastAsia="zh-CN"/>
+        </w:rPr>
+        <w:t xml:space="preserve"> and </w:t>
+      </w:r>
+      <w:r>
+        <w:rPr>
+          <w:rFonts w:eastAsiaTheme="minorEastAsia"/>
+          <w:color w:val="000000" w:themeColor="text1"/>
+          <w:lang w:eastAsia="zh-CN"/>
+        </w:rPr>
+        <w:t>the goal state</w:t>
+      </w:r>
+      <w:r>
+        <w:rPr>
+          <w:rFonts w:eastAsiaTheme="minorEastAsia" w:hint="eastAsia"/>
+          <w:color w:val="000000" w:themeColor="text1"/>
+          <w:lang w:eastAsia="zh-CN"/>
+        </w:rPr>
+        <w:t xml:space="preserve"> x</w:t>
+      </w:r>
+      <w:r>
+        <w:rPr>
+          <w:rFonts w:eastAsiaTheme="minorEastAsia" w:hint="eastAsia"/>
+          <w:color w:val="000000" w:themeColor="text1"/>
+          <w:vertAlign w:val="subscript"/>
+          <w:lang w:eastAsia="zh-CN"/>
+        </w:rPr>
+        <w:t>goal</w:t>
+      </w:r>
+      <w:r>
+        <w:rPr>
+          <w:rFonts w:eastAsiaTheme="minorEastAsia" w:hint="eastAsia"/>
+          <w:color w:val="000000" w:themeColor="text1"/>
+          <w:vertAlign w:val="subscript"/>
+          <w:lang w:eastAsia="zh-CN"/>
+        </w:rPr>
         <w:t xml:space="preserve"> </w:t>
       </w:r>
-      <w:proofErr w:type="spellStart"/>
       <w:r>
         <w:rPr>
           <w:rFonts w:eastAsiaTheme="minorEastAsia" w:hint="eastAsia"/>
           <w:color w:val="000000" w:themeColor="text1"/>
           <w:lang w:eastAsia="zh-CN"/>
         </w:rPr>
-        <w:t>x</w:t>
+        <w:t>,</w:t>
+      </w:r>
+      <w:r>
+        <w:t xml:space="preserve"> </w:t>
+      </w:r>
+      <w:r>
+        <w:rPr>
+          <w:rFonts w:eastAsiaTheme="minorEastAsia"/>
+          <w:color w:val="000000" w:themeColor="text1"/>
+          <w:lang w:eastAsia="zh-CN"/>
+        </w:rPr>
+        <w:t>respectively,</w:t>
+      </w:r>
+      <w:r>
+        <w:t xml:space="preserve"> </w:t>
+      </w:r>
+      <w:r>
+        <w:rPr>
+          <w:rFonts w:eastAsiaTheme="minorEastAsia"/>
+          <w:color w:val="000000" w:themeColor="text1"/>
+          <w:lang w:eastAsia="zh-CN"/>
+        </w:rPr>
+        <w:t>and introduces a dynamic intermediate point</w:t>
       </w:r>
       <w:r>
         <w:rPr>
           <w:rFonts w:eastAsiaTheme="minorEastAsia" w:hint="eastAsia"/>
           <w:color w:val="000000" w:themeColor="text1"/>
-          <w:vertAlign w:val="subscript"/>
-          <w:lang w:eastAsia="zh-CN"/>
-        </w:rPr>
-        <w:t>start</w:t>
-      </w:r>
-      <w:proofErr w:type="spellEnd"/>
+          <w:lang w:eastAsia="zh-CN"/>
+        </w:rPr>
+        <w:t xml:space="preserve"> </w:t>
+      </w:r>
+      <w:r>
+        <w:rPr>
+          <w:rFonts w:eastAsiaTheme="minorEastAsia"/>
+          <w:color w:val="000000" w:themeColor="text1"/>
+          <w:position w:val="-12"/>
+          <w:lang w:eastAsia="zh-CN"/>
+        </w:rPr>
+        <w:object w:dxaOrig="520" w:dyaOrig="380" w14:anchorId="08C48297">
+          <v:shape id="_x0000_i1032" type="#_x0000_t75" style="width:25.9pt;height:18.65pt" o:ole="">
+            <v:imagedata r:id="rId24" o:title=""/>
+          </v:shape>
+          <o:OLEObject Type="Embed" ProgID="Equation.DSMT4" ShapeID="_x0000_i1032" DrawAspect="Content" ObjectID="_1835850099" r:id="rId25"/>
+        </w:object>
+      </w:r>
       <w:r>
         <w:rPr>
           <w:rFonts w:eastAsiaTheme="minorEastAsia" w:hint="eastAsia"/>
           <w:color w:val="000000" w:themeColor="text1"/>
           <w:lang w:eastAsia="zh-CN"/>
         </w:rPr>
-        <w:t xml:space="preserve"> and </w:t>
-      </w:r>
-      <w:r>
-        <w:rPr>
-          <w:rFonts w:eastAsiaTheme="minorEastAsia"/>
-          <w:color w:val="000000" w:themeColor="text1"/>
-          <w:lang w:eastAsia="zh-CN"/>
-        </w:rPr>
-        <w:t>the goal state</w:t>
+        <w:t xml:space="preserve">, </w:t>
+      </w:r>
+      <w:r>
+        <w:rPr>
+          <w:rFonts w:eastAsiaTheme="minorEastAsia"/>
+          <w:color w:val="000000" w:themeColor="text1"/>
+          <w:lang w:eastAsia="zh-CN"/>
+        </w:rPr>
+        <w:t>thereby decoupling the global search into two subproblems: “start–intermediate” and “goal–intermediate,” as defined in Equation (1).</w:t>
       </w:r>
       <w:r>
         <w:rPr>
@@ -3452,138 +3308,34 @@
         </w:rPr>
         <w:t xml:space="preserve"> </w:t>
       </w:r>
-      <w:proofErr w:type="spellStart"/>
+      <w:r>
+        <w:rPr>
+          <w:rFonts w:eastAsiaTheme="minorEastAsia"/>
+          <w:color w:val="000000" w:themeColor="text1"/>
+          <w:lang w:eastAsia="zh-CN"/>
+        </w:rPr>
+        <w:t>The intermediate point</w:t>
+      </w:r>
       <w:r>
         <w:rPr>
           <w:rFonts w:eastAsiaTheme="minorEastAsia" w:hint="eastAsia"/>
           <w:color w:val="000000" w:themeColor="text1"/>
           <w:lang w:eastAsia="zh-CN"/>
         </w:rPr>
-        <w:t>x</w:t>
-      </w:r>
-      <w:r>
-        <w:rPr>
-          <w:rFonts w:eastAsiaTheme="minorEastAsia" w:hint="eastAsia"/>
-          <w:color w:val="000000" w:themeColor="text1"/>
-          <w:vertAlign w:val="subscript"/>
-          <w:lang w:eastAsia="zh-CN"/>
-        </w:rPr>
-        <w:t>goal</w:t>
-      </w:r>
-      <w:proofErr w:type="spellEnd"/>
-      <w:r>
-        <w:rPr>
-          <w:rFonts w:eastAsiaTheme="minorEastAsia" w:hint="eastAsia"/>
-          <w:color w:val="000000" w:themeColor="text1"/>
-          <w:vertAlign w:val="subscript"/>
-          <w:lang w:eastAsia="zh-CN"/>
-        </w:rPr>
         <w:t xml:space="preserve"> </w:t>
       </w:r>
       <w:r>
         <w:rPr>
-          <w:rFonts w:eastAsiaTheme="minorEastAsia" w:hint="eastAsia"/>
-          <w:color w:val="000000" w:themeColor="text1"/>
-          <w:lang w:eastAsia="zh-CN"/>
-        </w:rPr>
-        <w:t>,</w:t>
-      </w:r>
-      <w:r>
-        <w:t xml:space="preserve"> </w:t>
-      </w:r>
-      <w:r>
-        <w:rPr>
-          <w:rFonts w:eastAsiaTheme="minorEastAsia"/>
-          <w:color w:val="000000" w:themeColor="text1"/>
-          <w:lang w:eastAsia="zh-CN"/>
-        </w:rPr>
-        <w:t>respectively,</w:t>
-      </w:r>
-      <w:r>
-        <w:t xml:space="preserve"> </w:t>
-      </w:r>
-      <w:r>
-        <w:rPr>
-          <w:rFonts w:eastAsiaTheme="minorEastAsia"/>
-          <w:color w:val="000000" w:themeColor="text1"/>
-          <w:lang w:eastAsia="zh-CN"/>
-        </w:rPr>
-        <w:t>and introduces a dynamic intermediate point</w:t>
-      </w:r>
-      <w:r>
-        <w:rPr>
-          <w:rFonts w:eastAsiaTheme="minorEastAsia" w:hint="eastAsia"/>
-          <w:color w:val="000000" w:themeColor="text1"/>
-          <w:lang w:eastAsia="zh-CN"/>
-        </w:rPr>
-        <w:t xml:space="preserve"> </w:t>
-      </w:r>
-      <w:r>
-        <w:rPr>
           <w:rFonts w:eastAsiaTheme="minorEastAsia"/>
           <w:color w:val="000000" w:themeColor="text1"/>
           <w:position w:val="-12"/>
           <w:lang w:eastAsia="zh-CN"/>
         </w:rPr>
-        <w:object w:dxaOrig="520" w:dyaOrig="380" w14:anchorId="08C48297">
-          <v:shape id="_x0000_i1032" type="#_x0000_t75" style="width:25.8pt;height:18.75pt" o:ole="">
-            <v:imagedata r:id="rId23" o:title=""/>
+        <w:object w:dxaOrig="620" w:dyaOrig="380" w14:anchorId="4C24B290">
+          <v:shape id="_x0000_i1033" type="#_x0000_t75" style="width:30.95pt;height:18.65pt" o:ole="">
+            <v:imagedata r:id="rId26" o:title=""/>
           </v:shape>
-          <o:OLEObject Type="Embed" ProgID="Equation.DSMT4" ShapeID="_x0000_i1032" DrawAspect="Content" ObjectID="_1835470333" r:id="rId24"/>
-        </w:object>
-      </w:r>
-      <w:r>
-        <w:rPr>
-          <w:rFonts w:eastAsiaTheme="minorEastAsia" w:hint="eastAsia"/>
-          <w:color w:val="000000" w:themeColor="text1"/>
-          <w:lang w:eastAsia="zh-CN"/>
-        </w:rPr>
-        <w:t xml:space="preserve">, </w:t>
-      </w:r>
-      <w:r>
-        <w:rPr>
-          <w:rFonts w:eastAsiaTheme="minorEastAsia"/>
-          <w:color w:val="000000" w:themeColor="text1"/>
-          <w:lang w:eastAsia="zh-CN"/>
-        </w:rPr>
-        <w:t>thereby decoupling the global search into two subproblems: “start–intermediate” and “goal–intermediate,” as defined in Equation (1).</w:t>
-      </w:r>
-      <w:r>
-        <w:rPr>
-          <w:rFonts w:eastAsiaTheme="minorEastAsia" w:hint="eastAsia"/>
-          <w:color w:val="000000" w:themeColor="text1"/>
-          <w:lang w:eastAsia="zh-CN"/>
-        </w:rPr>
-        <w:t xml:space="preserve"> </w:t>
-      </w:r>
-      <w:r>
-        <w:rPr>
-          <w:rFonts w:eastAsiaTheme="minorEastAsia"/>
-          <w:color w:val="000000" w:themeColor="text1"/>
-          <w:lang w:eastAsia="zh-CN"/>
-        </w:rPr>
-        <w:t>The intermediate point</w:t>
-      </w:r>
-      <w:r>
-        <w:rPr>
-          <w:rFonts w:eastAsiaTheme="minorEastAsia" w:hint="eastAsia"/>
-          <w:color w:val="000000" w:themeColor="text1"/>
-          <w:lang w:eastAsia="zh-CN"/>
-        </w:rPr>
-        <w:t xml:space="preserve"> </w:t>
-      </w:r>
-      <w:r>
-        <w:rPr>
-          <w:rFonts w:eastAsiaTheme="minorEastAsia"/>
-          <w:color w:val="000000" w:themeColor="text1"/>
-          <w:position w:val="-12"/>
-          <w:lang w:eastAsia="zh-CN"/>
-        </w:rPr>
-        <w:object w:dxaOrig="620" w:dyaOrig="380" w14:anchorId="4C24B290">
-          <v:shape id="_x0000_i1033" type="#_x0000_t75" style="width:30.8pt;height:18.75pt" o:ole="">
-            <v:imagedata r:id="rId25" o:title=""/>
-          </v:shape>
-          <o:OLEObject Type="Embed" ProgID="Equation.DSMT4" ShapeID="_x0000_i1033" DrawAspect="Content" ObjectID="_1835470334" r:id="rId26"/>
+          <o:OLEObject Type="Embed" ProgID="Equation.DSMT4" ShapeID="_x0000_i1033" DrawAspect="Content" ObjectID="_1835850100" r:id="rId27"/>
         </w:object>
       </w:r>
       <w:r>
@@ -3619,10 +3371,10 @@
           <w:lang w:eastAsia="zh-CN"/>
         </w:rPr>
         <w:object w:dxaOrig="620" w:dyaOrig="380" w14:anchorId="3ADBAD07">
-          <v:shape id="_x0000_i1034" type="#_x0000_t75" style="width:30.8pt;height:18.75pt" o:ole="">
-            <v:imagedata r:id="rId25" o:title=""/>
+          <v:shape id="_x0000_i1034" type="#_x0000_t75" style="width:30.95pt;height:18.65pt" o:ole="">
+            <v:imagedata r:id="rId26" o:title=""/>
           </v:shape>
-          <o:OLEObject Type="Embed" ProgID="Equation.DSMT4" ShapeID="_x0000_i1034" DrawAspect="Content" ObjectID="_1835470335" r:id="rId27"/>
+          <o:OLEObject Type="Embed" ProgID="Equation.DSMT4" ShapeID="_x0000_i1034" DrawAspect="Content" ObjectID="_1835850101" r:id="rId28"/>
         </w:object>
       </w:r>
       <w:r>
@@ -3857,7 +3609,23 @@
           <w:color w:val="000000" w:themeColor="text1"/>
           <w:lang w:eastAsia="zh-CN"/>
         </w:rPr>
-        <w:t>, which adopts an offline planning paradigm based on a multi-query graph structure, the proposed approach balances global exploration and local refined search during bidirectional tree expansion. Ultimately, it achieves simultaneous reductions in path length, planning time, and the number of nodes. The overall concept of the strategy is illustrated in Figure 1.</w:t>
+        <w:t xml:space="preserve">, which adopts an offline planning paradigm based on a multi-query graph structure, the proposed approach balances global exploration and local refined search during bidirectional tree expansion. Ultimately, it achieves simultaneous reductions in path length, planning time, and the number of nodes. The overall concept of the strategy is illustrated in Figure </w:t>
+      </w:r>
+      <w:r>
+        <w:rPr>
+          <w:rFonts w:eastAsiaTheme="minorEastAsia" w:hint="eastAsia"/>
+          <w:color w:val="000000" w:themeColor="text1"/>
+          <w:lang w:eastAsia="zh-CN"/>
+        </w:rPr>
+        <w:t>2</w:t>
+      </w:r>
+      <w:r>
+        <w:rPr>
+          <w:rFonts w:eastAsiaTheme="minorEastAsia"/>
+          <w:color w:val="000000" w:themeColor="text1"/>
+          <w:lang w:eastAsia="zh-CN"/>
+        </w:rPr>
+        <w:t>.</w:t>
       </w:r>
     </w:p>
     <w:p>
@@ -3893,7 +3661,7 @@
                     <pic:cNvPicPr/>
                   </pic:nvPicPr>
                   <pic:blipFill>
-                    <a:blip r:embed="rId28"/>
+                    <a:blip r:embed="rId29"/>
                     <a:stretch>
                       <a:fillRect/>
                     </a:stretch>
@@ -3929,7 +3697,21 @@
           <w:rFonts w:eastAsiaTheme="minorEastAsia"/>
           <w:lang w:eastAsia="zh-CN"/>
         </w:rPr>
-        <w:t>Fig. 1 Flowchart of the Adaptive Asymmetric Dual-Ellipsoid Constrained Sampling Strategy</w:t>
+        <w:t>Fig.</w:t>
+      </w:r>
+      <w:r>
+        <w:rPr>
+          <w:rFonts w:eastAsiaTheme="minorEastAsia" w:hint="eastAsia"/>
+          <w:lang w:eastAsia="zh-CN"/>
+        </w:rPr>
+        <w:t xml:space="preserve"> 2</w:t>
+      </w:r>
+      <w:r>
+        <w:rPr>
+          <w:rFonts w:eastAsiaTheme="minorEastAsia"/>
+          <w:lang w:eastAsia="zh-CN"/>
+        </w:rPr>
+        <w:t xml:space="preserve"> Flowchart of the Adaptive Asymmetric Dual-Ellipsoid Constrained Sampling Strategy</w:t>
       </w:r>
     </w:p>
     <w:p>
@@ -3967,10 +3749,10 @@
           <w:position w:val="-18"/>
         </w:rPr>
         <w:object w:dxaOrig="9520" w:dyaOrig="520" w14:anchorId="1EA4156F">
-          <v:shape id="_x0000_i1035" type="#_x0000_t75" style="width:400.35pt;height:22.45pt" o:ole="">
-            <v:imagedata r:id="rId29" o:title=""/>
+          <v:shape id="_x0000_i1035" type="#_x0000_t75" style="width:400.4pt;height:22.4pt" o:ole="">
+            <v:imagedata r:id="rId30" o:title=""/>
           </v:shape>
-          <o:OLEObject Type="Embed" ProgID="Equation.DSMT4" ShapeID="_x0000_i1035" DrawAspect="Content" ObjectID="_1835470336" r:id="rId30"/>
+          <o:OLEObject Type="Embed" ProgID="Equation.DSMT4" ShapeID="_x0000_i1035" DrawAspect="Content" ObjectID="_1835850102" r:id="rId31"/>
         </w:object>
       </w:r>
     </w:p>
@@ -4004,10 +3786,10 @@
           <w:position w:val="-10"/>
         </w:rPr>
         <w:object w:dxaOrig="220" w:dyaOrig="279" w14:anchorId="17D6F77A">
-          <v:shape id="_x0000_i1036" type="#_x0000_t75" style="width:10pt;height:12.5pt" o:ole="">
-            <v:imagedata r:id="rId31" o:title=""/>
+          <v:shape id="_x0000_i1036" type="#_x0000_t75" style="width:10.1pt;height:12.65pt" o:ole="">
+            <v:imagedata r:id="rId32" o:title=""/>
           </v:shape>
-          <o:OLEObject Type="Embed" ProgID="Equation.DSMT4" ShapeID="_x0000_i1036" DrawAspect="Content" ObjectID="_1835470337" r:id="rId32"/>
+          <o:OLEObject Type="Embed" ProgID="Equation.DSMT4" ShapeID="_x0000_i1036" DrawAspect="Content" ObjectID="_1835850103" r:id="rId33"/>
         </w:object>
       </w:r>
       <w:r>
@@ -4040,10 +3822,10 @@
           <w:position w:val="-16"/>
         </w:rPr>
         <w:object w:dxaOrig="460" w:dyaOrig="440" w14:anchorId="2CE0C6FB">
-          <v:shape id="_x0000_i1037" type="#_x0000_t75" style="width:22.45pt;height:22.45pt" o:ole="">
-            <v:imagedata r:id="rId33" o:title=""/>
+          <v:shape id="_x0000_i1037" type="#_x0000_t75" style="width:22.4pt;height:22.4pt" o:ole="">
+            <v:imagedata r:id="rId34" o:title=""/>
           </v:shape>
-          <o:OLEObject Type="Embed" ProgID="Equation.DSMT4" ShapeID="_x0000_i1037" DrawAspect="Content" ObjectID="_1835470338" r:id="rId34"/>
+          <o:OLEObject Type="Embed" ProgID="Equation.DSMT4" ShapeID="_x0000_i1037" DrawAspect="Content" ObjectID="_1835850104" r:id="rId35"/>
         </w:object>
       </w:r>
       <w:r>
@@ -4051,17 +3833,8 @@
           <w:rFonts w:eastAsiaTheme="minorEastAsia"/>
           <w:lang w:eastAsia="zh-CN"/>
         </w:rPr>
-        <w:t xml:space="preserve"> Denotes the estimated optimal total cost from the start side based on heuristic </w:t>
-      </w:r>
-      <w:proofErr w:type="gramStart"/>
-      <w:r>
-        <w:rPr>
-          <w:rFonts w:eastAsiaTheme="minorEastAsia"/>
-          <w:lang w:eastAsia="zh-CN"/>
-        </w:rPr>
-        <w:t>evaluation;</w:t>
-      </w:r>
-      <w:proofErr w:type="gramEnd"/>
+        <w:t xml:space="preserve"> Denotes the estimated optimal total cost from the start side based on heuristic evaluation;</w:t>
+      </w:r>
     </w:p>
     <w:p>
       <w:pPr>
@@ -4079,10 +3852,10 @@
           <w:position w:val="-12"/>
         </w:rPr>
         <w:object w:dxaOrig="880" w:dyaOrig="360" w14:anchorId="463E65D9">
-          <v:shape id="_x0000_i1038" type="#_x0000_t75" style="width:44.55pt;height:17.5pt" o:ole="">
-            <v:imagedata r:id="rId35" o:title=""/>
+          <v:shape id="_x0000_i1038" type="#_x0000_t75" style="width:44.55pt;height:17.35pt" o:ole="">
+            <v:imagedata r:id="rId36" o:title=""/>
           </v:shape>
-          <o:OLEObject Type="Embed" ProgID="Equation.DSMT4" ShapeID="_x0000_i1038" DrawAspect="Content" ObjectID="_1835470339" r:id="rId36"/>
+          <o:OLEObject Type="Embed" ProgID="Equation.DSMT4" ShapeID="_x0000_i1038" DrawAspect="Content" ObjectID="_1835850105" r:id="rId37"/>
         </w:object>
       </w:r>
       <w:r>
@@ -4098,16 +3871,7 @@
           <w:iCs/>
           <w:lang w:eastAsia="zh-CN"/>
         </w:rPr>
-        <w:t xml:space="preserve">Denotes the accumulated path cost from the start node </w:t>
-      </w:r>
-      <w:proofErr w:type="spellStart"/>
-      <w:r>
-        <w:rPr>
-          <w:rFonts w:eastAsiaTheme="minorEastAsia"/>
-          <w:iCs/>
-          <w:lang w:eastAsia="zh-CN"/>
-        </w:rPr>
-        <w:t>x</w:t>
+        <w:t>Denotes the accumulated path cost from the start node x</w:t>
       </w:r>
       <w:r>
         <w:rPr>
@@ -4118,25 +3882,14 @@
         </w:rPr>
         <w:t>start</w:t>
       </w:r>
-      <w:proofErr w:type="spellEnd"/>
       <w:r>
         <w:rPr>
           <w:rFonts w:eastAsiaTheme="minorEastAsia"/>
           <w:iCs/>
           <w:lang w:eastAsia="zh-CN"/>
         </w:rPr>
-        <w:t xml:space="preserve"> to node </w:t>
-      </w:r>
-      <w:proofErr w:type="gramStart"/>
-      <w:r>
-        <w:rPr>
-          <w:rFonts w:eastAsiaTheme="minorEastAsia"/>
-          <w:iCs/>
-          <w:lang w:eastAsia="zh-CN"/>
-        </w:rPr>
-        <w:t>x;</w:t>
-      </w:r>
-      <w:proofErr w:type="gramEnd"/>
+        <w:t xml:space="preserve"> to node x;</w:t>
+      </w:r>
       <w:r>
         <w:rPr>
           <w:rFonts w:eastAsiaTheme="minorEastAsia"/>
@@ -4160,10 +3913,10 @@
           <w:position w:val="-12"/>
         </w:rPr>
         <w:object w:dxaOrig="920" w:dyaOrig="360" w14:anchorId="62D6076D">
-          <v:shape id="_x0000_i1039" type="#_x0000_t75" style="width:47.05pt;height:17.5pt" o:ole="">
-            <v:imagedata r:id="rId37" o:title=""/>
+          <v:shape id="_x0000_i1039" type="#_x0000_t75" style="width:47.05pt;height:17.35pt" o:ole="">
+            <v:imagedata r:id="rId38" o:title=""/>
           </v:shape>
-          <o:OLEObject Type="Embed" ProgID="Equation.DSMT4" ShapeID="_x0000_i1039" DrawAspect="Content" ObjectID="_1835470340" r:id="rId38"/>
+          <o:OLEObject Type="Embed" ProgID="Equation.DSMT4" ShapeID="_x0000_i1039" DrawAspect="Content" ObjectID="_1835850106" r:id="rId39"/>
         </w:object>
       </w:r>
       <w:r>
@@ -4171,33 +3924,8 @@
           <w:rFonts w:eastAsiaTheme="minorEastAsia"/>
           <w:lang w:eastAsia="zh-CN"/>
         </w:rPr>
-        <w:t xml:space="preserve">Denotes the heuristic distance from node x to the intermediate point </w:t>
-      </w:r>
-      <w:proofErr w:type="spellStart"/>
-      <w:r>
-        <w:rPr>
-          <w:rFonts w:eastAsiaTheme="minorEastAsia"/>
-          <w:lang w:eastAsia="zh-CN"/>
-        </w:rPr>
-        <w:t>x_</w:t>
-      </w:r>
-      <w:proofErr w:type="gramStart"/>
-      <w:r>
-        <w:rPr>
-          <w:rFonts w:eastAsiaTheme="minorEastAsia"/>
-          <w:lang w:eastAsia="zh-CN"/>
-        </w:rPr>
-        <w:t>meet</w:t>
-      </w:r>
-      <w:proofErr w:type="spellEnd"/>
-      <w:r>
-        <w:rPr>
-          <w:rFonts w:eastAsiaTheme="minorEastAsia"/>
-          <w:lang w:eastAsia="zh-CN"/>
-        </w:rPr>
-        <w:t>;</w:t>
-      </w:r>
-      <w:proofErr w:type="gramEnd"/>
+        <w:t>Denotes the heuristic distance from node x to the intermediate point x_meet;</w:t>
+      </w:r>
     </w:p>
     <w:p>
       <w:pPr>
@@ -4440,7 +4168,7 @@
                     <pic:cNvPicPr/>
                   </pic:nvPicPr>
                   <pic:blipFill>
-                    <a:blip r:embed="rId39"/>
+                    <a:blip r:embed="rId40"/>
                     <a:stretch>
                       <a:fillRect/>
                     </a:stretch>
@@ -4480,7 +4208,21 @@
           <w:rFonts w:ascii="Times New Roman" w:eastAsiaTheme="minorEastAsia" w:hAnsi="Times New Roman" w:cs="Times New Roman"/>
           <w:lang w:eastAsia="zh-CN"/>
         </w:rPr>
-        <w:t>Fig. 2. Flow diagram of the Search State Feedback-Based Online Regulation (SSFOR) mechanism.</w:t>
+        <w:t xml:space="preserve">Fig. </w:t>
+      </w:r>
+      <w:r>
+        <w:rPr>
+          <w:rFonts w:ascii="Times New Roman" w:eastAsiaTheme="minorEastAsia" w:hAnsi="Times New Roman" w:cs="Times New Roman" w:hint="eastAsia"/>
+          <w:lang w:eastAsia="zh-CN"/>
+        </w:rPr>
+        <w:t>3</w:t>
+      </w:r>
+      <w:r>
+        <w:rPr>
+          <w:rFonts w:ascii="Times New Roman" w:eastAsiaTheme="minorEastAsia" w:hAnsi="Times New Roman" w:cs="Times New Roman"/>
+          <w:lang w:eastAsia="zh-CN"/>
+        </w:rPr>
+        <w:t>. Flow diagram of the Search State Feedback-Based Online Regulation (SSFOR) mechanism.</w:t>
       </w:r>
     </w:p>
     <w:p>
@@ -5138,9 +4880,17 @@
           <w:szCs w:val="22"/>
           <w:lang w:eastAsia="zh-CN"/>
         </w:rPr>
-        <w:t xml:space="preserve">also require predefined </w:t>
-      </w:r>
-      <w:proofErr w:type="gramStart"/>
+        <w:t>also require predefined thresholds, and thus lack online feedback regulation based on the search state.</w:t>
+      </w:r>
+      <w:r>
+        <w:rPr>
+          <w:rFonts w:ascii="Times New Roman" w:eastAsia="宋体" w:hAnsi="Times New Roman" w:cs="Times New Roman"/>
+          <w:b w:val="0"/>
+          <w:bCs w:val="0"/>
+          <w:lang w:eastAsia="zh-CN"/>
+        </w:rPr>
+        <w:t xml:space="preserve"> </w:t>
+      </w:r>
       <w:r>
         <w:rPr>
           <w:rFonts w:ascii="Times New Roman" w:eastAsiaTheme="minorEastAsia" w:hAnsi="Times New Roman" w:cs="Times New Roman"/>
@@ -5151,93 +4901,7 @@
           <w:szCs w:val="22"/>
           <w:lang w:eastAsia="zh-CN"/>
         </w:rPr>
-        <w:t>thresholds, and</w:t>
-      </w:r>
-      <w:proofErr w:type="gramEnd"/>
-      <w:r>
-        <w:rPr>
-          <w:rFonts w:ascii="Times New Roman" w:eastAsiaTheme="minorEastAsia" w:hAnsi="Times New Roman" w:cs="Times New Roman"/>
-          <w:b w:val="0"/>
-          <w:bCs w:val="0"/>
-          <w:color w:val="000000" w:themeColor="text1"/>
-          <w:sz w:val="22"/>
-          <w:szCs w:val="22"/>
-          <w:lang w:eastAsia="zh-CN"/>
-        </w:rPr>
-        <w:t xml:space="preserve"> thus lack online feedback regulation based on the search state.</w:t>
-      </w:r>
-      <w:r>
-        <w:rPr>
-          <w:rFonts w:ascii="Times New Roman" w:eastAsia="宋体" w:hAnsi="Times New Roman" w:cs="Times New Roman"/>
-          <w:b w:val="0"/>
-          <w:bCs w:val="0"/>
-          <w:lang w:eastAsia="zh-CN"/>
-        </w:rPr>
-        <w:t xml:space="preserve"> </w:t>
-      </w:r>
-      <w:r>
-        <w:rPr>
-          <w:rFonts w:ascii="Times New Roman" w:eastAsiaTheme="minorEastAsia" w:hAnsi="Times New Roman" w:cs="Times New Roman"/>
-          <w:b w:val="0"/>
-          <w:bCs w:val="0"/>
-          <w:color w:val="000000" w:themeColor="text1"/>
-          <w:sz w:val="22"/>
-          <w:szCs w:val="22"/>
-          <w:lang w:eastAsia="zh-CN"/>
-        </w:rPr>
-        <w:t xml:space="preserve">To address this limitation, this paper proposes the SSFOR mechanism to implement closed-loop regulation of both parameters. The relative rate of decrease in the estimated total optimal path cost is used as a signal of the current search progress. When the path cost shows no significant improvement over time, the constraints are considered potentially too restrictive or the search is deemed to have stagnated. Accordingly, γ is increased </w:t>
-      </w:r>
-      <w:proofErr w:type="gramStart"/>
-      <w:r>
-        <w:rPr>
-          <w:rFonts w:ascii="Times New Roman" w:eastAsiaTheme="minorEastAsia" w:hAnsi="Times New Roman" w:cs="Times New Roman"/>
-          <w:b w:val="0"/>
-          <w:bCs w:val="0"/>
-          <w:color w:val="000000" w:themeColor="text1"/>
-          <w:sz w:val="22"/>
-          <w:szCs w:val="22"/>
-          <w:lang w:eastAsia="zh-CN"/>
-        </w:rPr>
-        <w:t>to expand</w:t>
-      </w:r>
-      <w:proofErr w:type="gramEnd"/>
-      <w:r>
-        <w:rPr>
-          <w:rFonts w:ascii="Times New Roman" w:eastAsiaTheme="minorEastAsia" w:hAnsi="Times New Roman" w:cs="Times New Roman"/>
-          <w:b w:val="0"/>
-          <w:bCs w:val="0"/>
-          <w:color w:val="000000" w:themeColor="text1"/>
-          <w:sz w:val="22"/>
-          <w:szCs w:val="22"/>
-          <w:lang w:eastAsia="zh-CN"/>
-        </w:rPr>
-        <w:t xml:space="preserve"> the ellipsoidal coverage</w:t>
-      </w:r>
-      <w:proofErr w:type="gramStart"/>
-      <w:r>
-        <w:rPr>
-          <w:rFonts w:ascii="Times New Roman" w:eastAsiaTheme="minorEastAsia" w:hAnsi="Times New Roman" w:cs="Times New Roman"/>
-          <w:b w:val="0"/>
-          <w:bCs w:val="0"/>
-          <w:color w:val="000000" w:themeColor="text1"/>
-          <w:sz w:val="22"/>
-          <w:szCs w:val="22"/>
-          <w:lang w:eastAsia="zh-CN"/>
-        </w:rPr>
-        <w:t>, and</w:t>
-      </w:r>
-      <w:proofErr w:type="gramEnd"/>
-      <w:r>
-        <w:rPr>
-          <w:rFonts w:ascii="Times New Roman" w:eastAsiaTheme="minorEastAsia" w:hAnsi="Times New Roman" w:cs="Times New Roman"/>
-          <w:b w:val="0"/>
-          <w:bCs w:val="0"/>
-          <w:color w:val="000000" w:themeColor="text1"/>
-          <w:sz w:val="22"/>
-          <w:szCs w:val="22"/>
-          <w:lang w:eastAsia="zh-CN"/>
-        </w:rPr>
-        <w:t xml:space="preserve"> p is reduced to enhance global random exploration. Conversely, when the path cost continues to improve effectively, γ is decreased to tighten the constrained sampling subset, while p is increased to strengthen informed sampling and accelerate local convergence.</w:t>
+        <w:t>To address this limitation, this paper proposes the SSFOR mechanism to implement closed-loop regulation of both parameters. The relative rate of decrease in the estimated total optimal path cost is used as a signal of the current search progress. When the path cost shows no significant improvement over time, the constraints are considered potentially too restrictive or the search is deemed to have stagnated. Accordingly, γ is increased to expand the ellipsoidal coverage, and p is reduced to enhance global random exploration. Conversely, when the path cost continues to improve effectively, γ is decreased to tighten the constrained sampling subset, while p is increased to strengthen informed sampling and accelerate local convergence.</w:t>
       </w:r>
     </w:p>
     <w:p>
@@ -5325,7 +4989,6 @@
         </w:rPr>
         <w:t>γ</w:t>
       </w:r>
-      <w:proofErr w:type="gramStart"/>
       <w:r>
         <w:rPr>
           <w:rFonts w:ascii="Cambria Math" w:eastAsiaTheme="minorEastAsia" w:hAnsi="Cambria Math" w:cs="Cambria Math"/>
@@ -5352,9 +5015,42 @@
           <w:szCs w:val="22"/>
           <w:lang w:eastAsia="zh-CN"/>
         </w:rPr>
-        <w:t>[</w:t>
-      </w:r>
-      <w:proofErr w:type="gramEnd"/>
+        <w:t>[1.0, 4.0]</w:t>
+      </w:r>
+      <w:r>
+        <w:rPr>
+          <w:rFonts w:ascii="Times New Roman" w:eastAsia="Times New Roman" w:hAnsi="Times New Roman" w:cs="Times New Roman"/>
+          <w:b w:val="0"/>
+          <w:bCs w:val="0"/>
+          <w:sz w:val="22"/>
+          <w:szCs w:val="22"/>
+        </w:rPr>
+        <w:t xml:space="preserve"> </w:t>
+      </w:r>
+      <w:r>
+        <w:rPr>
+          <w:rFonts w:ascii="Times New Roman" w:eastAsiaTheme="minorEastAsia" w:hAnsi="Times New Roman" w:cs="Times New Roman"/>
+          <w:b w:val="0"/>
+          <w:bCs w:val="0"/>
+          <w:color w:val="000000" w:themeColor="text1"/>
+          <w:sz w:val="22"/>
+          <w:szCs w:val="22"/>
+          <w:lang w:eastAsia="zh-CN"/>
+        </w:rPr>
+        <w:t>, with a nominal value of</w:t>
+      </w:r>
+      <w:r>
+        <w:rPr>
+          <w:rFonts w:ascii="Times New Roman" w:eastAsiaTheme="minorEastAsia" w:hAnsi="Times New Roman" w:cs="Times New Roman"/>
+          <w:b w:val="0"/>
+          <w:bCs w:val="0"/>
+          <w:color w:val="000000" w:themeColor="text1"/>
+          <w:sz w:val="22"/>
+          <w:szCs w:val="22"/>
+          <w:lang w:eastAsia="zh-CN"/>
+        </w:rPr>
+        <w:t xml:space="preserve"> </w:t>
+      </w:r>
       <w:r>
         <w:rPr>
           <w:rFonts w:ascii="Times New Roman" w:eastAsiaTheme="minorEastAsia" w:hAnsi="Times New Roman" w:cs="Times New Roman"/>
@@ -5367,98 +5063,7 @@
           <w:szCs w:val="22"/>
           <w:lang w:eastAsia="zh-CN"/>
         </w:rPr>
-        <w:t>1.0, 4.0</w:t>
-      </w:r>
-      <w:proofErr w:type="gramStart"/>
-      <w:r>
-        <w:rPr>
-          <w:rFonts w:ascii="Times New Roman" w:eastAsiaTheme="minorEastAsia" w:hAnsi="Times New Roman" w:cs="Times New Roman"/>
-          <w:b w:val="0"/>
-          <w:bCs w:val="0"/>
-          <w:i/>
-          <w:iCs/>
-          <w:color w:val="000000" w:themeColor="text1"/>
-          <w:sz w:val="22"/>
-          <w:szCs w:val="22"/>
-          <w:lang w:eastAsia="zh-CN"/>
-        </w:rPr>
-        <w:t>]</w:t>
-      </w:r>
-      <w:r>
-        <w:rPr>
-          <w:rFonts w:ascii="Times New Roman" w:eastAsia="Times New Roman" w:hAnsi="Times New Roman" w:cs="Times New Roman"/>
-          <w:b w:val="0"/>
-          <w:bCs w:val="0"/>
-          <w:sz w:val="22"/>
-          <w:szCs w:val="22"/>
-        </w:rPr>
-        <w:t xml:space="preserve"> </w:t>
-      </w:r>
-      <w:r>
-        <w:rPr>
-          <w:rFonts w:ascii="Times New Roman" w:eastAsiaTheme="minorEastAsia" w:hAnsi="Times New Roman" w:cs="Times New Roman"/>
-          <w:b w:val="0"/>
-          <w:bCs w:val="0"/>
-          <w:color w:val="000000" w:themeColor="text1"/>
-          <w:sz w:val="22"/>
-          <w:szCs w:val="22"/>
-          <w:lang w:eastAsia="zh-CN"/>
-        </w:rPr>
-        <w:t>,</w:t>
-      </w:r>
-      <w:proofErr w:type="gramEnd"/>
-      <w:r>
-        <w:rPr>
-          <w:rFonts w:ascii="Times New Roman" w:eastAsiaTheme="minorEastAsia" w:hAnsi="Times New Roman" w:cs="Times New Roman"/>
-          <w:b w:val="0"/>
-          <w:bCs w:val="0"/>
-          <w:color w:val="000000" w:themeColor="text1"/>
-          <w:sz w:val="22"/>
-          <w:szCs w:val="22"/>
-          <w:lang w:eastAsia="zh-CN"/>
-        </w:rPr>
-        <w:t xml:space="preserve"> with a nominal value of</w:t>
-      </w:r>
-      <w:r>
-        <w:rPr>
-          <w:rFonts w:ascii="Times New Roman" w:eastAsiaTheme="minorEastAsia" w:hAnsi="Times New Roman" w:cs="Times New Roman"/>
-          <w:b w:val="0"/>
-          <w:bCs w:val="0"/>
-          <w:color w:val="000000" w:themeColor="text1"/>
-          <w:sz w:val="22"/>
-          <w:szCs w:val="22"/>
-          <w:lang w:eastAsia="zh-CN"/>
-        </w:rPr>
-        <w:t xml:space="preserve"> </w:t>
-      </w:r>
-      <w:r>
-        <w:rPr>
-          <w:rFonts w:ascii="Times New Roman" w:eastAsiaTheme="minorEastAsia" w:hAnsi="Times New Roman" w:cs="Times New Roman"/>
-          <w:b w:val="0"/>
-          <w:bCs w:val="0"/>
-          <w:i/>
-          <w:iCs/>
-          <w:color w:val="000000" w:themeColor="text1"/>
-          <w:sz w:val="22"/>
-          <w:szCs w:val="22"/>
-          <w:lang w:eastAsia="zh-CN"/>
-        </w:rPr>
-        <w:t>γ₀=1.</w:t>
-      </w:r>
-      <w:proofErr w:type="gramStart"/>
-      <w:r>
-        <w:rPr>
-          <w:rFonts w:ascii="Times New Roman" w:eastAsiaTheme="minorEastAsia" w:hAnsi="Times New Roman" w:cs="Times New Roman"/>
-          <w:b w:val="0"/>
-          <w:bCs w:val="0"/>
-          <w:i/>
-          <w:iCs/>
-          <w:color w:val="000000" w:themeColor="text1"/>
-          <w:sz w:val="22"/>
-          <w:szCs w:val="22"/>
-          <w:lang w:eastAsia="zh-CN"/>
-        </w:rPr>
-        <w:t>5</w:t>
+        <w:t>γ₀=1.5</w:t>
       </w:r>
       <w:r>
         <w:rPr>
@@ -5482,33 +5087,7 @@
           <w:szCs w:val="22"/>
           <w:lang w:eastAsia="zh-CN"/>
         </w:rPr>
-        <w:t>.</w:t>
-      </w:r>
-      <w:proofErr w:type="gramEnd"/>
-      <w:r>
-        <w:rPr>
-          <w:rFonts w:ascii="Times New Roman" w:eastAsiaTheme="minorEastAsia" w:hAnsi="Times New Roman" w:cs="Times New Roman"/>
-          <w:b w:val="0"/>
-          <w:bCs w:val="0"/>
-          <w:color w:val="000000" w:themeColor="text1"/>
-          <w:sz w:val="22"/>
-          <w:szCs w:val="22"/>
-          <w:lang w:eastAsia="zh-CN"/>
-        </w:rPr>
-        <w:t xml:space="preserve"> At algorithm </w:t>
-      </w:r>
-      <w:proofErr w:type="gramStart"/>
-      <w:r>
-        <w:rPr>
-          <w:rFonts w:ascii="Times New Roman" w:eastAsiaTheme="minorEastAsia" w:hAnsi="Times New Roman" w:cs="Times New Roman"/>
-          <w:b w:val="0"/>
-          <w:bCs w:val="0"/>
-          <w:color w:val="000000" w:themeColor="text1"/>
-          <w:sz w:val="22"/>
-          <w:szCs w:val="22"/>
-          <w:lang w:eastAsia="zh-CN"/>
-        </w:rPr>
-        <w:t>initialization</w:t>
+        <w:t>. At algorithm initialization</w:t>
       </w:r>
       <w:r>
         <w:rPr>
@@ -5530,20 +5109,7 @@
           <w:szCs w:val="22"/>
           <w:lang w:eastAsia="zh-CN"/>
         </w:rPr>
-        <w:t>,</w:t>
-      </w:r>
-      <w:proofErr w:type="gramEnd"/>
-      <w:r>
-        <w:rPr>
-          <w:rFonts w:ascii="Times New Roman" w:eastAsiaTheme="minorEastAsia" w:hAnsi="Times New Roman" w:cs="Times New Roman"/>
-          <w:b w:val="0"/>
-          <w:bCs w:val="0"/>
-          <w:color w:val="000000" w:themeColor="text1"/>
-          <w:sz w:val="22"/>
-          <w:szCs w:val="22"/>
-          <w:lang w:eastAsia="zh-CN"/>
-        </w:rPr>
-        <w:t xml:space="preserve"> γ is set to 2.5 to ensure sufficient exploratory coverage during the early stage of the search.</w:t>
+        <w:t>, γ is set to 2.5 to ensure sufficient exploratory coverage during the early stage of the search.</w:t>
       </w:r>
       <w:r>
         <w:rPr>
@@ -5743,7 +5309,6 @@
         </w:rPr>
         <w:t>p</w:t>
       </w:r>
-      <w:proofErr w:type="gramStart"/>
       <w:r>
         <w:rPr>
           <w:rFonts w:ascii="Cambria Math" w:eastAsiaTheme="minorEastAsia" w:hAnsi="Cambria Math" w:cs="Cambria Math"/>
@@ -5770,9 +5335,30 @@
           <w:szCs w:val="22"/>
           <w:lang w:eastAsia="zh-CN"/>
         </w:rPr>
-        <w:t>[</w:t>
-      </w:r>
-      <w:proofErr w:type="gramEnd"/>
+        <w:t>[0.2, 0.95]</w:t>
+      </w:r>
+      <w:r>
+        <w:rPr>
+          <w:rFonts w:ascii="Times New Roman" w:eastAsia="Times New Roman" w:hAnsi="Times New Roman" w:cs="Times New Roman"/>
+          <w:b w:val="0"/>
+          <w:bCs w:val="0"/>
+          <w:sz w:val="22"/>
+          <w:szCs w:val="22"/>
+        </w:rPr>
+        <w:t xml:space="preserve"> </w:t>
+      </w:r>
+      <w:r>
+        <w:rPr>
+          <w:rFonts w:ascii="Times New Roman" w:eastAsiaTheme="minorEastAsia" w:hAnsi="Times New Roman" w:cs="Times New Roman"/>
+          <w:b w:val="0"/>
+          <w:bCs w:val="0"/>
+          <w:color w:val="000000" w:themeColor="text1"/>
+          <w:sz w:val="22"/>
+          <w:szCs w:val="22"/>
+          <w:lang w:eastAsia="zh-CN"/>
+        </w:rPr>
+        <w:t xml:space="preserve">, with a nominal value of </w:t>
+      </w:r>
       <w:r>
         <w:rPr>
           <w:rFonts w:ascii="Times New Roman" w:eastAsiaTheme="minorEastAsia" w:hAnsi="Times New Roman" w:cs="Times New Roman"/>
@@ -5785,9 +5371,30 @@
           <w:szCs w:val="22"/>
           <w:lang w:eastAsia="zh-CN"/>
         </w:rPr>
-        <w:t>0.2, 0.95</w:t>
-      </w:r>
-      <w:proofErr w:type="gramStart"/>
+        <w:t xml:space="preserve"> p₀=0.8</w:t>
+      </w:r>
+      <w:r>
+        <w:rPr>
+          <w:rFonts w:ascii="Times New Roman" w:eastAsia="Times New Roman" w:hAnsi="Times New Roman" w:cs="Times New Roman"/>
+          <w:b w:val="0"/>
+          <w:bCs w:val="0"/>
+          <w:sz w:val="22"/>
+          <w:szCs w:val="22"/>
+        </w:rPr>
+        <w:t xml:space="preserve"> </w:t>
+      </w:r>
+      <w:r>
+        <w:rPr>
+          <w:rFonts w:ascii="Times New Roman" w:eastAsiaTheme="minorEastAsia" w:hAnsi="Times New Roman" w:cs="Times New Roman"/>
+          <w:b w:val="0"/>
+          <w:bCs w:val="0"/>
+          <w:color w:val="000000" w:themeColor="text1"/>
+          <w:sz w:val="22"/>
+          <w:szCs w:val="22"/>
+          <w:lang w:eastAsia="zh-CN"/>
+        </w:rPr>
+        <w:t xml:space="preserve">. The initial value is set to </w:t>
+      </w:r>
       <w:r>
         <w:rPr>
           <w:rFonts w:ascii="Times New Roman" w:eastAsiaTheme="minorEastAsia" w:hAnsi="Times New Roman" w:cs="Times New Roman"/>
@@ -5800,7 +5407,7 @@
           <w:szCs w:val="22"/>
           <w:lang w:eastAsia="zh-CN"/>
         </w:rPr>
-        <w:t>]</w:t>
+        <w:t xml:space="preserve"> p=0.0</w:t>
       </w:r>
       <w:r>
         <w:rPr>
@@ -5822,33 +5429,7 @@
           <w:szCs w:val="22"/>
           <w:lang w:eastAsia="zh-CN"/>
         </w:rPr>
-        <w:t>,</w:t>
-      </w:r>
-      <w:proofErr w:type="gramEnd"/>
-      <w:r>
-        <w:rPr>
-          <w:rFonts w:ascii="Times New Roman" w:eastAsiaTheme="minorEastAsia" w:hAnsi="Times New Roman" w:cs="Times New Roman"/>
-          <w:b w:val="0"/>
-          <w:bCs w:val="0"/>
-          <w:color w:val="000000" w:themeColor="text1"/>
-          <w:sz w:val="22"/>
-          <w:szCs w:val="22"/>
-          <w:lang w:eastAsia="zh-CN"/>
-        </w:rPr>
-        <w:t xml:space="preserve"> with a nominal value </w:t>
-      </w:r>
-      <w:proofErr w:type="gramStart"/>
-      <w:r>
-        <w:rPr>
-          <w:rFonts w:ascii="Times New Roman" w:eastAsiaTheme="minorEastAsia" w:hAnsi="Times New Roman" w:cs="Times New Roman"/>
-          <w:b w:val="0"/>
-          <w:bCs w:val="0"/>
-          <w:color w:val="000000" w:themeColor="text1"/>
-          <w:sz w:val="22"/>
-          <w:szCs w:val="22"/>
-          <w:lang w:eastAsia="zh-CN"/>
-        </w:rPr>
-        <w:t xml:space="preserve">of </w:t>
+        <w:t xml:space="preserve">, so that before any feasible path is obtained, the algorithm relies entirely on global random sampling for initial exploration. A higher </w:t>
       </w:r>
       <w:r>
         <w:rPr>
@@ -5862,9 +5443,20 @@
           <w:szCs w:val="22"/>
           <w:lang w:eastAsia="zh-CN"/>
         </w:rPr>
-        <w:t xml:space="preserve"> p</w:t>
-      </w:r>
-      <w:proofErr w:type="gramEnd"/>
+        <w:t>p</w:t>
+      </w:r>
+      <w:r>
+        <w:rPr>
+          <w:rFonts w:ascii="Times New Roman" w:eastAsiaTheme="minorEastAsia" w:hAnsi="Times New Roman" w:cs="Times New Roman"/>
+          <w:b w:val="0"/>
+          <w:bCs w:val="0"/>
+          <w:color w:val="000000" w:themeColor="text1"/>
+          <w:sz w:val="22"/>
+          <w:szCs w:val="22"/>
+          <w:lang w:eastAsia="zh-CN"/>
+        </w:rPr>
+        <w:t xml:space="preserve"> corresponds to a greater proportion of informed sampling, favoring refined local search; a lower </w:t>
+      </w:r>
       <w:r>
         <w:rPr>
           <w:rFonts w:ascii="Times New Roman" w:eastAsiaTheme="minorEastAsia" w:hAnsi="Times New Roman" w:cs="Times New Roman"/>
@@ -5877,22 +5469,19 @@
           <w:szCs w:val="22"/>
           <w:lang w:eastAsia="zh-CN"/>
         </w:rPr>
-        <w:t>₀=0.</w:t>
-      </w:r>
-      <w:proofErr w:type="gramStart"/>
+        <w:t>p</w:t>
+      </w:r>
       <w:r>
         <w:rPr>
           <w:rFonts w:ascii="Times New Roman" w:eastAsiaTheme="minorEastAsia" w:hAnsi="Times New Roman" w:cs="Times New Roman"/>
           <w:b w:val="0"/>
           <w:bCs w:val="0"/>
-          <w:i/>
-          <w:iCs/>
           <w:color w:val="000000" w:themeColor="text1"/>
           <w:sz w:val="22"/>
           <w:szCs w:val="22"/>
           <w:lang w:eastAsia="zh-CN"/>
         </w:rPr>
-        <w:t>8</w:t>
+        <w:t xml:space="preserve"> increases the proportion of global random sampling, thereby maintaining search diversity.</w:t>
       </w:r>
       <w:r>
         <w:rPr>
@@ -5914,238 +5503,7 @@
           <w:szCs w:val="22"/>
           <w:lang w:eastAsia="zh-CN"/>
         </w:rPr>
-        <w:t>.</w:t>
-      </w:r>
-      <w:proofErr w:type="gramEnd"/>
-      <w:r>
-        <w:rPr>
-          <w:rFonts w:ascii="Times New Roman" w:eastAsiaTheme="minorEastAsia" w:hAnsi="Times New Roman" w:cs="Times New Roman"/>
-          <w:b w:val="0"/>
-          <w:bCs w:val="0"/>
-          <w:color w:val="000000" w:themeColor="text1"/>
-          <w:sz w:val="22"/>
-          <w:szCs w:val="22"/>
-          <w:lang w:eastAsia="zh-CN"/>
-        </w:rPr>
-        <w:t xml:space="preserve"> The initial value is set </w:t>
-      </w:r>
-      <w:proofErr w:type="gramStart"/>
-      <w:r>
-        <w:rPr>
-          <w:rFonts w:ascii="Times New Roman" w:eastAsiaTheme="minorEastAsia" w:hAnsi="Times New Roman" w:cs="Times New Roman"/>
-          <w:b w:val="0"/>
-          <w:bCs w:val="0"/>
-          <w:color w:val="000000" w:themeColor="text1"/>
-          <w:sz w:val="22"/>
-          <w:szCs w:val="22"/>
-          <w:lang w:eastAsia="zh-CN"/>
-        </w:rPr>
-        <w:t xml:space="preserve">to </w:t>
-      </w:r>
-      <w:r>
-        <w:rPr>
-          <w:rFonts w:ascii="Times New Roman" w:eastAsiaTheme="minorEastAsia" w:hAnsi="Times New Roman" w:cs="Times New Roman"/>
-          <w:b w:val="0"/>
-          <w:bCs w:val="0"/>
-          <w:i/>
-          <w:iCs/>
-          <w:color w:val="000000" w:themeColor="text1"/>
-          <w:sz w:val="22"/>
-          <w:szCs w:val="22"/>
-          <w:lang w:eastAsia="zh-CN"/>
-        </w:rPr>
-        <w:t xml:space="preserve"> p</w:t>
-      </w:r>
-      <w:proofErr w:type="gramEnd"/>
-      <w:r>
-        <w:rPr>
-          <w:rFonts w:ascii="Times New Roman" w:eastAsiaTheme="minorEastAsia" w:hAnsi="Times New Roman" w:cs="Times New Roman"/>
-          <w:b w:val="0"/>
-          <w:bCs w:val="0"/>
-          <w:i/>
-          <w:iCs/>
-          <w:color w:val="000000" w:themeColor="text1"/>
-          <w:sz w:val="22"/>
-          <w:szCs w:val="22"/>
-          <w:lang w:eastAsia="zh-CN"/>
-        </w:rPr>
-        <w:t>=0.</w:t>
-      </w:r>
-      <w:proofErr w:type="gramStart"/>
-      <w:r>
-        <w:rPr>
-          <w:rFonts w:ascii="Times New Roman" w:eastAsiaTheme="minorEastAsia" w:hAnsi="Times New Roman" w:cs="Times New Roman"/>
-          <w:b w:val="0"/>
-          <w:bCs w:val="0"/>
-          <w:i/>
-          <w:iCs/>
-          <w:color w:val="000000" w:themeColor="text1"/>
-          <w:sz w:val="22"/>
-          <w:szCs w:val="22"/>
-          <w:lang w:eastAsia="zh-CN"/>
-        </w:rPr>
-        <w:t>0</w:t>
-      </w:r>
-      <w:r>
-        <w:rPr>
-          <w:rFonts w:ascii="Times New Roman" w:eastAsia="Times New Roman" w:hAnsi="Times New Roman" w:cs="Times New Roman"/>
-          <w:b w:val="0"/>
-          <w:bCs w:val="0"/>
-          <w:sz w:val="22"/>
-          <w:szCs w:val="22"/>
-        </w:rPr>
-        <w:t xml:space="preserve"> </w:t>
-      </w:r>
-      <w:r>
-        <w:rPr>
-          <w:rFonts w:ascii="Times New Roman" w:eastAsiaTheme="minorEastAsia" w:hAnsi="Times New Roman" w:cs="Times New Roman"/>
-          <w:b w:val="0"/>
-          <w:bCs w:val="0"/>
-          <w:color w:val="000000" w:themeColor="text1"/>
-          <w:sz w:val="22"/>
-          <w:szCs w:val="22"/>
-          <w:lang w:eastAsia="zh-CN"/>
-        </w:rPr>
-        <w:t>,</w:t>
-      </w:r>
-      <w:proofErr w:type="gramEnd"/>
-      <w:r>
-        <w:rPr>
-          <w:rFonts w:ascii="Times New Roman" w:eastAsiaTheme="minorEastAsia" w:hAnsi="Times New Roman" w:cs="Times New Roman"/>
-          <w:b w:val="0"/>
-          <w:bCs w:val="0"/>
-          <w:color w:val="000000" w:themeColor="text1"/>
-          <w:sz w:val="22"/>
-          <w:szCs w:val="22"/>
-          <w:lang w:eastAsia="zh-CN"/>
-        </w:rPr>
-        <w:t xml:space="preserve"> so that before any feasible path is obtained, the algorithm relies entirely on global random sampling for initial exploration. A higher </w:t>
-      </w:r>
-      <w:r>
-        <w:rPr>
-          <w:rFonts w:ascii="Times New Roman" w:eastAsiaTheme="minorEastAsia" w:hAnsi="Times New Roman" w:cs="Times New Roman"/>
-          <w:b w:val="0"/>
-          <w:bCs w:val="0"/>
-          <w:i/>
-          <w:iCs/>
-          <w:color w:val="000000" w:themeColor="text1"/>
-          <w:sz w:val="22"/>
-          <w:szCs w:val="22"/>
-          <w:lang w:eastAsia="zh-CN"/>
-        </w:rPr>
-        <w:t>p</w:t>
-      </w:r>
-      <w:r>
-        <w:rPr>
-          <w:rFonts w:ascii="Times New Roman" w:eastAsiaTheme="minorEastAsia" w:hAnsi="Times New Roman" w:cs="Times New Roman"/>
-          <w:b w:val="0"/>
-          <w:bCs w:val="0"/>
-          <w:color w:val="000000" w:themeColor="text1"/>
-          <w:sz w:val="22"/>
-          <w:szCs w:val="22"/>
-          <w:lang w:eastAsia="zh-CN"/>
-        </w:rPr>
-        <w:t xml:space="preserve"> corresponds to a greater proportion of informed sampling, favoring refined local search; a lower </w:t>
-      </w:r>
-      <w:r>
-        <w:rPr>
-          <w:rFonts w:ascii="Times New Roman" w:eastAsiaTheme="minorEastAsia" w:hAnsi="Times New Roman" w:cs="Times New Roman"/>
-          <w:b w:val="0"/>
-          <w:bCs w:val="0"/>
-          <w:i/>
-          <w:iCs/>
-          <w:color w:val="000000" w:themeColor="text1"/>
-          <w:sz w:val="22"/>
-          <w:szCs w:val="22"/>
-          <w:lang w:eastAsia="zh-CN"/>
-        </w:rPr>
-        <w:t>p</w:t>
-      </w:r>
-      <w:r>
-        <w:rPr>
-          <w:rFonts w:ascii="Times New Roman" w:eastAsiaTheme="minorEastAsia" w:hAnsi="Times New Roman" w:cs="Times New Roman"/>
-          <w:b w:val="0"/>
-          <w:bCs w:val="0"/>
-          <w:color w:val="000000" w:themeColor="text1"/>
-          <w:sz w:val="22"/>
-          <w:szCs w:val="22"/>
-          <w:lang w:eastAsia="zh-CN"/>
-        </w:rPr>
-        <w:t xml:space="preserve"> increases the proportion of global random sampling, thereby maintaining search diversity.</w:t>
-      </w:r>
-      <w:r>
-        <w:rPr>
-          <w:rFonts w:ascii="Times New Roman" w:eastAsia="Times New Roman" w:hAnsi="Times New Roman" w:cs="Times New Roman"/>
-          <w:b w:val="0"/>
-          <w:bCs w:val="0"/>
-          <w:sz w:val="22"/>
-          <w:szCs w:val="22"/>
-        </w:rPr>
-        <w:t xml:space="preserve"> </w:t>
-      </w:r>
-      <w:r>
-        <w:rPr>
-          <w:rFonts w:ascii="Times New Roman" w:eastAsiaTheme="minorEastAsia" w:hAnsi="Times New Roman" w:cs="Times New Roman"/>
-          <w:b w:val="0"/>
-          <w:bCs w:val="0"/>
-          <w:color w:val="000000" w:themeColor="text1"/>
-          <w:sz w:val="22"/>
-          <w:szCs w:val="22"/>
-          <w:lang w:eastAsia="zh-CN"/>
-        </w:rPr>
-        <w:t xml:space="preserve">When the constraint is overly relaxed, </w:t>
-      </w:r>
-      <w:proofErr w:type="gramStart"/>
-      <w:r>
-        <w:rPr>
-          <w:rFonts w:ascii="Times New Roman" w:eastAsiaTheme="minorEastAsia" w:hAnsi="Times New Roman" w:cs="Times New Roman"/>
-          <w:b w:val="0"/>
-          <w:bCs w:val="0"/>
-          <w:color w:val="000000" w:themeColor="text1"/>
-          <w:sz w:val="22"/>
-          <w:szCs w:val="22"/>
-          <w:lang w:eastAsia="zh-CN"/>
-        </w:rPr>
-        <w:t>a large number of</w:t>
-      </w:r>
-      <w:proofErr w:type="gramEnd"/>
-      <w:r>
-        <w:rPr>
-          <w:rFonts w:ascii="Times New Roman" w:eastAsiaTheme="minorEastAsia" w:hAnsi="Times New Roman" w:cs="Times New Roman"/>
-          <w:b w:val="0"/>
-          <w:bCs w:val="0"/>
-          <w:color w:val="000000" w:themeColor="text1"/>
-          <w:sz w:val="22"/>
-          <w:szCs w:val="22"/>
-          <w:lang w:eastAsia="zh-CN"/>
-        </w:rPr>
-        <w:t xml:space="preserve"> nodes fall into inefficient regions; when it is overly restrictive, the effective sampling rate drops sharply in obstacle-dense environments. Under the closed-loop regulation of SSFOR, both parameters fluctuate within the </w:t>
-      </w:r>
-      <w:proofErr w:type="gramStart"/>
-      <w:r>
-        <w:rPr>
-          <w:rFonts w:ascii="Times New Roman" w:eastAsiaTheme="minorEastAsia" w:hAnsi="Times New Roman" w:cs="Times New Roman"/>
-          <w:b w:val="0"/>
-          <w:bCs w:val="0"/>
-          <w:color w:val="000000" w:themeColor="text1"/>
-          <w:sz w:val="22"/>
-          <w:szCs w:val="22"/>
-          <w:lang w:eastAsia="zh-CN"/>
-        </w:rPr>
-        <w:t>aforementioned valid</w:t>
-      </w:r>
-      <w:proofErr w:type="gramEnd"/>
-      <w:r>
-        <w:rPr>
-          <w:rFonts w:ascii="Times New Roman" w:eastAsiaTheme="minorEastAsia" w:hAnsi="Times New Roman" w:cs="Times New Roman"/>
-          <w:b w:val="0"/>
-          <w:bCs w:val="0"/>
-          <w:color w:val="000000" w:themeColor="text1"/>
-          <w:sz w:val="22"/>
-          <w:szCs w:val="22"/>
-          <w:lang w:eastAsia="zh-CN"/>
-        </w:rPr>
-        <w:t xml:space="preserve"> ranges, preventing unbounded expansion or excessive contraction of the constrained sampling subset, and ensuring that the constraint strength continuously matches the current stage of the search.</w:t>
+        <w:t>When the constraint is overly relaxed, a large number of nodes fall into inefficient regions; when it is overly restrictive, the effective sampling rate drops sharply in obstacle-dense environments. Under the closed-loop regulation of SSFOR, both parameters fluctuate within the aforementioned valid ranges, preventing unbounded expansion or excessive contraction of the constrained sampling subset, and ensuring that the constraint strength continuously matches the current stage of the search.</w:t>
       </w:r>
     </w:p>
     <w:p>
@@ -6202,7 +5560,7 @@
                     <pic:cNvPicPr/>
                   </pic:nvPicPr>
                   <pic:blipFill>
-                    <a:blip r:embed="rId40"/>
+                    <a:blip r:embed="rId41"/>
                     <a:stretch>
                       <a:fillRect/>
                     </a:stretch>
@@ -6258,7 +5616,7 @@
         </w:rPr>
         <w:lastRenderedPageBreak/>
         <w:drawing>
-          <wp:inline distT="0" distB="0" distL="0" distR="0" wp14:anchorId="0281198D" wp14:editId="26B16233">
+          <wp:inline distT="0" distB="0" distL="0" distR="0" wp14:anchorId="0281198D" wp14:editId="101ECD77">
             <wp:extent cx="5260769" cy="4128559"/>
             <wp:effectExtent l="0" t="0" r="0" b="5715"/>
             <wp:docPr id="283809215" name="图片 6" descr="图表, 散点图&#10;&#10;AI 生成的内容可能不正确。"/>
@@ -6273,7 +5631,7 @@
                     <pic:cNvPicPr/>
                   </pic:nvPicPr>
                   <pic:blipFill rotWithShape="1">
-                    <a:blip r:embed="rId41" cstate="print">
+                    <a:blip r:embed="rId42" cstate="print">
                       <a:extLst>
                         <a:ext uri="{28A0092B-C50C-407E-A947-70E740481C1C}">
                           <a14:useLocalDpi xmlns:a14="http://schemas.microsoft.com/office/drawing/2010/main" val="0"/>
@@ -7325,7 +6683,7 @@
                     </pic:cNvPicPr>
                   </pic:nvPicPr>
                   <pic:blipFill>
-                    <a:blip r:embed="rId42" cstate="print">
+                    <a:blip r:embed="rId43" cstate="print">
                       <a:extLst>
                         <a:ext uri="{28A0092B-C50C-407E-A947-70E740481C1C}">
                           <a14:useLocalDpi xmlns:a14="http://schemas.microsoft.com/office/drawing/2010/main" val="0"/>
@@ -7407,7 +6765,7 @@
                     <pic:cNvPicPr/>
                   </pic:nvPicPr>
                   <pic:blipFill>
-                    <a:blip r:embed="rId43">
+                    <a:blip r:embed="rId44">
                       <a:extLst>
                         <a:ext uri="{28A0092B-C50C-407E-A947-70E740481C1C}">
                           <a14:useLocalDpi xmlns:a14="http://schemas.microsoft.com/office/drawing/2010/main" val="0"/>
@@ -9082,7 +8440,6 @@
         </w:rPr>
         <w:t xml:space="preserve">Overall, the asymptotic optimality of Dynamic-RRT relies on sufficient computation time to be fully realized, which leads to notable limitations in scenarios with high real-time requirements. Although biasing the probability distribution of the random sample node </w:t>
       </w:r>
-      <w:proofErr w:type="spellStart"/>
       <w:r>
         <w:rPr>
           <w:rFonts w:eastAsiaTheme="minorEastAsia"/>
@@ -9092,7 +8449,6 @@
         </w:rPr>
         <w:t>x_rand</w:t>
       </w:r>
-      <w:proofErr w:type="spellEnd"/>
       <w:r>
         <w:rPr>
           <w:rFonts w:eastAsiaTheme="minorEastAsia"/>
@@ -9224,23 +8580,7 @@
           <w:rFonts w:eastAsiaTheme="minorEastAsia"/>
           <w:lang w:eastAsia="zh-CN"/>
         </w:rPr>
-        <w:t xml:space="preserve">First, Adaptive Asymmetric Dual-Ellipsoidal Constrained Sampling (ADCS). A dynamically updated intermediate point, derived online from the bidirectional search state, is introduced to decompose the global planning task into two directional subproblems: “start–intermediate” and “goal–intermediate.” For each direction, a hyper-ellipsoidal informed subset with independently adjustable scale is constructed. Unlike Dynamic-RRT, which adopts a single symmetric ellipsoid with the start and goal as fixed focal points, the asymmetric dual-ellipsoid structure of ADCS enables directional compression and expansion according to the differing search progress on the two sides. While maintaining </w:t>
-      </w:r>
-      <w:proofErr w:type="gramStart"/>
-      <w:r>
-        <w:rPr>
-          <w:rFonts w:eastAsiaTheme="minorEastAsia"/>
-          <w:lang w:eastAsia="zh-CN"/>
-        </w:rPr>
-        <w:t>exploratory</w:t>
-      </w:r>
-      <w:proofErr w:type="gramEnd"/>
-      <w:r>
-        <w:rPr>
-          <w:rFonts w:eastAsiaTheme="minorEastAsia"/>
-          <w:lang w:eastAsia="zh-CN"/>
-        </w:rPr>
-        <w:t xml:space="preserve"> coverage, it significantly increases the sampling density along potentially feasible corridors, effectively mitigating the insufficient global guidance capability of single-direction frameworks highlighted in the introduction.</w:t>
+        <w:t>First, Adaptive Asymmetric Dual-Ellipsoidal Constrained Sampling (ADCS). A dynamically updated intermediate point, derived online from the bidirectional search state, is introduced to decompose the global planning task into two directional subproblems: “start–intermediate” and “goal–intermediate.” For each direction, a hyper-ellipsoidal informed subset with independently adjustable scale is constructed. Unlike Dynamic-RRT, which adopts a single symmetric ellipsoid with the start and goal as fixed focal points, the asymmetric dual-ellipsoid structure of ADCS enables directional compression and expansion according to the differing search progress on the two sides. While maintaining exploratory coverage, it significantly increases the sampling density along potentially feasible corridors, effectively mitigating the insufficient global guidance capability of single-direction frameworks highlighted in the introduction.</w:t>
       </w:r>
       <w:bookmarkEnd w:id="26"/>
       <w:r>
@@ -9273,23 +8613,7 @@
           <w:lang w:eastAsia="zh-CN"/>
         </w:rPr>
         <w:lastRenderedPageBreak/>
-        <w:t xml:space="preserve">automatically expanded; when improvement is efficient, the constraints are progressively tightened to enhance local convergence. In this way, the mechanism overcomes the sensitivity issues in traditional methods, where cost overestimation leads to an excessively </w:t>
-      </w:r>
-      <w:proofErr w:type="gramStart"/>
-      <w:r>
-        <w:rPr>
-          <w:rFonts w:eastAsiaTheme="minorEastAsia"/>
-          <w:lang w:eastAsia="zh-CN"/>
-        </w:rPr>
-        <w:t>large informed</w:t>
-      </w:r>
-      <w:proofErr w:type="gramEnd"/>
-      <w:r>
-        <w:rPr>
-          <w:rFonts w:eastAsiaTheme="minorEastAsia"/>
-          <w:lang w:eastAsia="zh-CN"/>
-        </w:rPr>
-        <w:t xml:space="preserve"> subset and cost underestimation results in premature contraction of the sampling region.</w:t>
+        <w:t>automatically expanded; when improvement is efficient, the constraints are progressively tightened to enhance local convergence. In this way, the mechanism overcomes the sensitivity issues in traditional methods, where cost overestimation leads to an excessively large informed subset and cost underestimation results in premature contraction of the sampling region.</w:t>
       </w:r>
       <w:r>
         <w:rPr>
@@ -9309,8 +8633,8 @@
           <w:lang w:eastAsia="zh-CN"/>
         </w:rPr>
         <w:sectPr>
-          <w:footerReference w:type="even" r:id="rId44"/>
-          <w:footerReference w:type="default" r:id="rId45"/>
+          <w:footerReference w:type="even" r:id="rId45"/>
+          <w:footerReference w:type="default" r:id="rId46"/>
           <w:type w:val="continuous"/>
           <w:pgSz w:w="11910" w:h="15820"/>
           <w:pgMar w:top="540" w:right="900" w:bottom="1120" w:left="800" w:header="616" w:footer="939" w:gutter="0"/>
@@ -9374,39 +8698,7 @@
           <w:spacing w:val="-2"/>
           <w:sz w:val="17"/>
         </w:rPr>
-        <w:t xml:space="preserve">All authors contributed to the conception and design of the study. </w:t>
-      </w:r>
-      <w:proofErr w:type="spellStart"/>
-      <w:r>
-        <w:rPr>
-          <w:spacing w:val="-2"/>
-          <w:sz w:val="17"/>
-        </w:rPr>
-        <w:t>Xingyu</w:t>
-      </w:r>
-      <w:proofErr w:type="spellEnd"/>
-      <w:r>
-        <w:rPr>
-          <w:spacing w:val="-2"/>
-          <w:sz w:val="17"/>
-        </w:rPr>
-        <w:t xml:space="preserve"> Guo wrote the manuscript and performed the research. Technical support was provided by </w:t>
-      </w:r>
-      <w:proofErr w:type="spellStart"/>
-      <w:r>
-        <w:rPr>
-          <w:spacing w:val="-2"/>
-          <w:sz w:val="17"/>
-        </w:rPr>
-        <w:t>Muchun</w:t>
-      </w:r>
-      <w:proofErr w:type="spellEnd"/>
-      <w:r>
-        <w:rPr>
-          <w:spacing w:val="-2"/>
-          <w:sz w:val="17"/>
-        </w:rPr>
-        <w:t xml:space="preserve"> Fan, Feng Hong. Valuable comments on manuscript revision were provided by Hongyu Gao. Prof. Yan Wu provided guidance for manuscript writing. All authors have read and approved the final manuscript.</w:t>
+        <w:t>All authors contributed to the conception and design of the study. Xingyu Guo wrote the manuscript and performed the research. Technical support was provided by Muchun Fan, Feng Hong. Valuable comments on manuscript revision were provided by Hongyu Gao. Prof. Yan Wu provided guidance for manuscript writing. All authors have read and approved the final manuscript.</w:t>
       </w:r>
     </w:p>
     <w:p>
@@ -9499,21 +8791,12 @@
         </w:rPr>
         <w:t xml:space="preserve"> </w:t>
       </w:r>
-      <w:proofErr w:type="gramStart"/>
       <w:r>
         <w:rPr>
           <w:spacing w:val="-2"/>
           <w:sz w:val="17"/>
         </w:rPr>
-        <w:t>The</w:t>
-      </w:r>
-      <w:proofErr w:type="gramEnd"/>
-      <w:r>
-        <w:rPr>
-          <w:spacing w:val="-2"/>
-          <w:sz w:val="17"/>
-        </w:rPr>
-        <w:t xml:space="preserve"> source code in this paper is not publicly available.</w:t>
+        <w:t>The source code in this paper is not publicly available.</w:t>
       </w:r>
     </w:p>
     <w:p>
@@ -9666,14 +8949,12 @@
         </w:rPr>
         <w:t xml:space="preserve"> </w:t>
       </w:r>
-      <w:proofErr w:type="gramStart"/>
       <w:r>
         <w:rPr>
           <w:sz w:val="17"/>
         </w:rPr>
         <w:t>The</w:t>
       </w:r>
-      <w:proofErr w:type="gramEnd"/>
       <w:r>
         <w:rPr>
           <w:spacing w:val="-11"/>
@@ -10052,33 +9333,11 @@
           <w:sz w:val="17"/>
         </w:rPr>
       </w:pPr>
-      <w:proofErr w:type="spellStart"/>
-      <w:r>
-        <w:rPr>
-          <w:sz w:val="17"/>
-        </w:rPr>
-        <w:t>Ajoudani</w:t>
-      </w:r>
-      <w:proofErr w:type="spellEnd"/>
-      <w:r>
-        <w:rPr>
-          <w:sz w:val="17"/>
-        </w:rPr>
-        <w:t xml:space="preserve"> A, </w:t>
-      </w:r>
-      <w:proofErr w:type="spellStart"/>
-      <w:r>
-        <w:rPr>
-          <w:sz w:val="17"/>
-        </w:rPr>
-        <w:t>Zanchettin</w:t>
-      </w:r>
-      <w:proofErr w:type="spellEnd"/>
-      <w:r>
-        <w:rPr>
-          <w:sz w:val="17"/>
-        </w:rPr>
-        <w:t xml:space="preserve"> A M, Ivaldi S, et al. Progress and prospects of the human-robot collaboration[J]. Autonomous Robots, 2018, 42(5): 957–975.</w:t>
+      <w:r>
+        <w:rPr>
+          <w:sz w:val="17"/>
+        </w:rPr>
+        <w:t>Ajoudani A, Zanchettin A M, Ivaldi S, et al. Progress and prospects of the human-robot collaboration[J]. Autonomous Robots, 2018, 42(5): 957–975.</w:t>
       </w:r>
     </w:p>
     <w:p>
@@ -10131,19 +9390,11 @@
         </w:rPr>
       </w:pPr>
       <w:bookmarkStart w:id="31" w:name="_Ref223788011"/>
-      <w:proofErr w:type="spellStart"/>
-      <w:r>
-        <w:rPr>
-          <w:sz w:val="17"/>
-        </w:rPr>
-        <w:t>Elbanhawi</w:t>
-      </w:r>
-      <w:proofErr w:type="spellEnd"/>
-      <w:r>
-        <w:rPr>
-          <w:sz w:val="17"/>
-        </w:rPr>
-        <w:t xml:space="preserve"> M, Simic M. Sampling-based robot motion planning: A review[J]. IEEE Access, 2014, 2: 56–77.</w:t>
+      <w:r>
+        <w:rPr>
+          <w:sz w:val="17"/>
+        </w:rPr>
+        <w:t>Elbanhawi M, Simic M. Sampling-based robot motion planning: A review[J]. IEEE Access, 2014, 2: 56–77.</w:t>
       </w:r>
       <w:bookmarkEnd w:id="31"/>
     </w:p>
@@ -10169,21 +9420,7 @@
         <w:rPr>
           <w:sz w:val="17"/>
         </w:rPr>
-        <w:t xml:space="preserve">Karaman S, </w:t>
-      </w:r>
-      <w:proofErr w:type="spellStart"/>
-      <w:r>
-        <w:rPr>
-          <w:sz w:val="17"/>
-        </w:rPr>
-        <w:t>Frazzoli</w:t>
-      </w:r>
-      <w:proofErr w:type="spellEnd"/>
-      <w:r>
-        <w:rPr>
-          <w:sz w:val="17"/>
-        </w:rPr>
-        <w:t xml:space="preserve"> E. Sampling-based algorithms for optimal motion planning[J]. International Journal of Robotics Research, 2011, 30(7): 846–894. </w:t>
+        <w:t xml:space="preserve">Karaman S, Frazzoli E. Sampling-based algorithms for optimal motion planning[J]. International Journal of Robotics Research, 2011, 30(7): 846–894. </w:t>
       </w:r>
     </w:p>
     <w:p>
@@ -10210,35 +9447,7 @@
         <w:rPr>
           <w:sz w:val="17"/>
         </w:rPr>
-        <w:t xml:space="preserve">Mac T </w:t>
-      </w:r>
-      <w:proofErr w:type="spellStart"/>
-      <w:r>
-        <w:rPr>
-          <w:sz w:val="17"/>
-        </w:rPr>
-        <w:t>T</w:t>
-      </w:r>
-      <w:proofErr w:type="spellEnd"/>
-      <w:r>
-        <w:rPr>
-          <w:sz w:val="17"/>
-        </w:rPr>
-        <w:t xml:space="preserve">, </w:t>
-      </w:r>
-      <w:proofErr w:type="spellStart"/>
-      <w:r>
-        <w:rPr>
-          <w:sz w:val="17"/>
-        </w:rPr>
-        <w:t>Copot</w:t>
-      </w:r>
-      <w:proofErr w:type="spellEnd"/>
-      <w:r>
-        <w:rPr>
-          <w:sz w:val="17"/>
-        </w:rPr>
-        <w:t xml:space="preserve"> C, Tran D T, et al. Heuristic approaches in robot path planning: A survey[J]. Robotics and Autonomous Systems, 2016, 86: 13–28.</w:t>
+        <w:t>Mac T T, Copot C, Tran D T, et al. Heuristic approaches in robot path planning: A survey[J]. Robotics and Autonomous Systems, 2016, 86: 13–28.</w:t>
       </w:r>
       <w:bookmarkEnd w:id="33"/>
       <w:r>
@@ -10300,19 +9509,11 @@
         </w:rPr>
       </w:pPr>
       <w:bookmarkStart w:id="37" w:name="_Ref223801157"/>
-      <w:proofErr w:type="spellStart"/>
-      <w:r>
-        <w:rPr>
-          <w:sz w:val="17"/>
-        </w:rPr>
-        <w:t>Latombe</w:t>
-      </w:r>
-      <w:proofErr w:type="spellEnd"/>
-      <w:r>
-        <w:rPr>
-          <w:sz w:val="17"/>
-        </w:rPr>
-        <w:t xml:space="preserve"> J C. Robot Motion Planning[M]. Boston, MA: Springer, 1991. ISBN: 978-0-7923-9129-1.</w:t>
+      <w:r>
+        <w:rPr>
+          <w:sz w:val="17"/>
+        </w:rPr>
+        <w:t>Latombe J C. Robot Motion Planning[M]. Boston, MA: Springer, 1991. ISBN: 978-0-7923-9129-1.</w:t>
       </w:r>
       <w:bookmarkEnd w:id="37"/>
     </w:p>
@@ -10338,21 +9539,7 @@
         <w:rPr>
           <w:sz w:val="17"/>
         </w:rPr>
-        <w:t xml:space="preserve">Kingston Z, Moll M, </w:t>
-      </w:r>
-      <w:proofErr w:type="spellStart"/>
-      <w:r>
-        <w:rPr>
-          <w:sz w:val="17"/>
-        </w:rPr>
-        <w:t>Kavraki</w:t>
-      </w:r>
-      <w:proofErr w:type="spellEnd"/>
-      <w:r>
-        <w:rPr>
-          <w:sz w:val="17"/>
-        </w:rPr>
-        <w:t xml:space="preserve"> L E. Sampling-based methods for motion planning with constraints[J]. Annual Review of Control, Robotics, and Autonomous Systems, 2018, 1: 159–185.</w:t>
+        <w:t>Kingston Z, Moll M, Kavraki L E. Sampling-based methods for motion planning with constraints[J]. Annual Review of Control, Robotics, and Autonomous Systems, 2018, 1: 159–185.</w:t>
       </w:r>
       <w:bookmarkEnd w:id="36"/>
       <w:bookmarkEnd w:id="38"/>
@@ -10379,21 +9566,7 @@
         <w:rPr>
           <w:sz w:val="17"/>
         </w:rPr>
-        <w:t xml:space="preserve">Mohanan M G, </w:t>
-      </w:r>
-      <w:proofErr w:type="spellStart"/>
-      <w:r>
-        <w:rPr>
-          <w:sz w:val="17"/>
-        </w:rPr>
-        <w:t>Salgoankar</w:t>
-      </w:r>
-      <w:proofErr w:type="spellEnd"/>
-      <w:r>
-        <w:rPr>
-          <w:sz w:val="17"/>
-        </w:rPr>
-        <w:t xml:space="preserve"> A. A survey of robotic motion planning in dynamic environments[J]. Robotics and Autonomous Systems, 2018, 100: 171–185.</w:t>
+        <w:t>Mohanan M G, Salgoankar A. A survey of robotic motion planning in dynamic environments[J]. Robotics and Autonomous Systems, 2018, 100: 171–185.</w:t>
       </w:r>
       <w:bookmarkEnd w:id="39"/>
     </w:p>
@@ -10445,21 +9618,7 @@
         <w:rPr>
           <w:sz w:val="17"/>
         </w:rPr>
-        <w:t xml:space="preserve">LaValle S M. </w:t>
-      </w:r>
-      <w:proofErr w:type="gramStart"/>
-      <w:r>
-        <w:rPr>
-          <w:sz w:val="17"/>
-        </w:rPr>
-        <w:t>Rapidly-exploring</w:t>
-      </w:r>
-      <w:proofErr w:type="gramEnd"/>
-      <w:r>
-        <w:rPr>
-          <w:sz w:val="17"/>
-        </w:rPr>
-        <w:t xml:space="preserve"> random trees: A new tool for path planning[R]. TR 98-11, Computer Science Department, Iowa State University, 1998.</w:t>
+        <w:t>LaValle S M. Rapidly-exploring random trees: A new tool for path planning[R]. TR 98-11, Computer Science Department, Iowa State University, 1998.</w:t>
       </w:r>
       <w:bookmarkEnd w:id="41"/>
     </w:p>
@@ -10485,35 +9644,7 @@
         <w:rPr>
           <w:sz w:val="17"/>
         </w:rPr>
-        <w:t xml:space="preserve">LaValle S M, Kuffner J </w:t>
-      </w:r>
-      <w:proofErr w:type="spellStart"/>
-      <w:r>
-        <w:rPr>
-          <w:sz w:val="17"/>
-        </w:rPr>
-        <w:t>J</w:t>
-      </w:r>
-      <w:proofErr w:type="spellEnd"/>
-      <w:r>
-        <w:rPr>
-          <w:sz w:val="17"/>
-        </w:rPr>
-        <w:t xml:space="preserve">. Randomized </w:t>
-      </w:r>
-      <w:proofErr w:type="spellStart"/>
-      <w:r>
-        <w:rPr>
-          <w:sz w:val="17"/>
-        </w:rPr>
-        <w:t>kinodynamic</w:t>
-      </w:r>
-      <w:proofErr w:type="spellEnd"/>
-      <w:r>
-        <w:rPr>
-          <w:sz w:val="17"/>
-        </w:rPr>
-        <w:t xml:space="preserve"> planning[J]. International Journal of Robotics Research, 2001, 20(5): 378–400.</w:t>
+        <w:t>LaValle S M, Kuffner J J. Randomized kinodynamic planning[J]. International Journal of Robotics Research, 2001, 20(5): 378–400.</w:t>
       </w:r>
       <w:bookmarkEnd w:id="42"/>
     </w:p>
@@ -10539,21 +9670,7 @@
         <w:rPr>
           <w:sz w:val="17"/>
         </w:rPr>
-        <w:t xml:space="preserve">Kuffner J </w:t>
-      </w:r>
-      <w:proofErr w:type="spellStart"/>
-      <w:r>
-        <w:rPr>
-          <w:sz w:val="17"/>
-        </w:rPr>
-        <w:t>J</w:t>
-      </w:r>
-      <w:proofErr w:type="spellEnd"/>
-      <w:r>
-        <w:rPr>
-          <w:sz w:val="17"/>
-        </w:rPr>
-        <w:t>, LaValle S M. RRT-Connect: An efficient approach to single-query path planning[C]. Proceedings of IEEE International Conference on Robotics and Automation (ICRA), San Francisco, CA, USA: IEEE, 2000: 995–1001.</w:t>
+        <w:t>Kuffner J J, LaValle S M. RRT-Connect: An efficient approach to single-query path planning[C]. Proceedings of IEEE International Conference on Robotics and Automation (ICRA), San Francisco, CA, USA: IEEE, 2000: 995–1001.</w:t>
       </w:r>
       <w:bookmarkEnd w:id="43"/>
     </w:p>
@@ -10579,21 +9696,7 @@
         <w:rPr>
           <w:sz w:val="17"/>
         </w:rPr>
-        <w:t xml:space="preserve">Gammell J D, Barfoot T D, Srinivasa S </w:t>
-      </w:r>
-      <w:proofErr w:type="spellStart"/>
-      <w:r>
-        <w:rPr>
-          <w:sz w:val="17"/>
-        </w:rPr>
-        <w:t>S</w:t>
-      </w:r>
-      <w:proofErr w:type="spellEnd"/>
-      <w:r>
-        <w:rPr>
-          <w:sz w:val="17"/>
-        </w:rPr>
-        <w:t>. Asymptotically optimal sampling-based motion planning methods[J]. Annual Review of Control, Robotics, and Autonomous Systems, 2021, 4: 295–318.</w:t>
+        <w:t>Gammell J D, Barfoot T D, Srinivasa S S. Asymptotically optimal sampling-based motion planning methods[J]. Annual Review of Control, Robotics, and Autonomous Systems, 2021, 4: 295–318.</w:t>
       </w:r>
       <w:bookmarkEnd w:id="44"/>
     </w:p>
@@ -10619,21 +9722,7 @@
         <w:rPr>
           <w:sz w:val="17"/>
         </w:rPr>
-        <w:t xml:space="preserve">Qureshi A H, Ayaz Y. Intelligent bidirectional </w:t>
-      </w:r>
-      <w:proofErr w:type="gramStart"/>
-      <w:r>
-        <w:rPr>
-          <w:sz w:val="17"/>
-        </w:rPr>
-        <w:t>rapidly-exploring</w:t>
-      </w:r>
-      <w:proofErr w:type="gramEnd"/>
-      <w:r>
-        <w:rPr>
-          <w:sz w:val="17"/>
-        </w:rPr>
-        <w:t xml:space="preserve"> random trees for optimal motion planning in complex cluttered environments[J]. Robotics and Autonomous Systems, 2016, 68: 1–11.</w:t>
+        <w:t>Qureshi A H, Ayaz Y. Intelligent bidirectional rapidly-exploring random trees for optimal motion planning in complex cluttered environments[J]. Robotics and Autonomous Systems, 2016, 68: 1–11.</w:t>
       </w:r>
       <w:bookmarkEnd w:id="45"/>
     </w:p>
@@ -10714,35 +9803,7 @@
         <w:rPr>
           <w:sz w:val="17"/>
         </w:rPr>
-        <w:t xml:space="preserve">Li B, Chen B. An adaptive </w:t>
-      </w:r>
-      <w:proofErr w:type="gramStart"/>
-      <w:r>
-        <w:rPr>
-          <w:sz w:val="17"/>
-        </w:rPr>
-        <w:t>rapidly-exploring</w:t>
-      </w:r>
-      <w:proofErr w:type="gramEnd"/>
-      <w:r>
-        <w:rPr>
-          <w:sz w:val="17"/>
-        </w:rPr>
-        <w:t xml:space="preserve"> random tree[J]. IEEE/CAA Journal of </w:t>
-      </w:r>
-      <w:proofErr w:type="spellStart"/>
-      <w:r>
-        <w:rPr>
-          <w:sz w:val="17"/>
-        </w:rPr>
-        <w:t>Automatica</w:t>
-      </w:r>
-      <w:proofErr w:type="spellEnd"/>
-      <w:r>
-        <w:rPr>
-          <w:sz w:val="17"/>
-        </w:rPr>
-        <w:t xml:space="preserve"> Sinica, 2022, 9(2): 283–294.</w:t>
+        <w:t>Li B, Chen B. An adaptive rapidly-exploring random tree[J]. IEEE/CAA Journal of Automatica Sinica, 2022, 9(2): 283–294.</w:t>
       </w:r>
       <w:bookmarkEnd w:id="48"/>
       <w:bookmarkEnd w:id="49"/>
@@ -10769,21 +9830,7 @@
         <w:rPr>
           <w:sz w:val="17"/>
         </w:rPr>
-        <w:t xml:space="preserve">Huang Z, Gao Y, Guo J, et al. An adaptive bidirectional quick optimal </w:t>
-      </w:r>
-      <w:proofErr w:type="gramStart"/>
-      <w:r>
-        <w:rPr>
-          <w:sz w:val="17"/>
-        </w:rPr>
-        <w:t>rapidly-exploring</w:t>
-      </w:r>
-      <w:proofErr w:type="gramEnd"/>
-      <w:r>
-        <w:rPr>
-          <w:sz w:val="17"/>
-        </w:rPr>
-        <w:t xml:space="preserve"> random tree algorithm for path planning[J]. Engineering Applications of Artificial Intelligence, 2024, 133: 108072.</w:t>
+        <w:t>Huang Z, Gao Y, Guo J, et al. An adaptive bidirectional quick optimal rapidly-exploring random tree algorithm for path planning[J]. Engineering Applications of Artificial Intelligence, 2024, 133: 108072.</w:t>
       </w:r>
       <w:bookmarkEnd w:id="50"/>
     </w:p>
@@ -10809,35 +9856,7 @@
         <w:rPr>
           <w:sz w:val="17"/>
         </w:rPr>
-        <w:t xml:space="preserve">Tahirovic A, </w:t>
-      </w:r>
-      <w:proofErr w:type="spellStart"/>
-      <w:r>
-        <w:rPr>
-          <w:sz w:val="17"/>
-        </w:rPr>
-        <w:t>Ferizbegovic</w:t>
-      </w:r>
-      <w:proofErr w:type="spellEnd"/>
-      <w:r>
-        <w:rPr>
-          <w:sz w:val="17"/>
-        </w:rPr>
-        <w:t xml:space="preserve"> M. </w:t>
-      </w:r>
-      <w:proofErr w:type="gramStart"/>
-      <w:r>
-        <w:rPr>
-          <w:sz w:val="17"/>
-        </w:rPr>
-        <w:t>Rapidly-exploring</w:t>
-      </w:r>
-      <w:proofErr w:type="gramEnd"/>
-      <w:r>
-        <w:rPr>
-          <w:sz w:val="17"/>
-        </w:rPr>
-        <w:t xml:space="preserve"> random vines (RRV) for motion planning in configuration spaces with narrow passages[C]. Proceedings of IEEE International Conference on Robotics and Automation (ICRA), Brisbane, QLD, Australia: IEEE, 2018: 7055–7062.</w:t>
+        <w:t>Tahirovic A, Ferizbegovic M. Rapidly-exploring random vines (RRV) for motion planning in configuration spaces with narrow passages[C]. Proceedings of IEEE International Conference on Robotics and Automation (ICRA), Brisbane, QLD, Australia: IEEE, 2018: 7055–7062.</w:t>
       </w:r>
       <w:bookmarkEnd w:id="51"/>
     </w:p>
@@ -10863,21 +9882,7 @@
         <w:rPr>
           <w:sz w:val="17"/>
         </w:rPr>
-        <w:t xml:space="preserve">Gammell J D, Srinivasa S </w:t>
-      </w:r>
-      <w:proofErr w:type="spellStart"/>
-      <w:r>
-        <w:rPr>
-          <w:sz w:val="17"/>
-        </w:rPr>
-        <w:t>S</w:t>
-      </w:r>
-      <w:proofErr w:type="spellEnd"/>
-      <w:r>
-        <w:rPr>
-          <w:sz w:val="17"/>
-        </w:rPr>
-        <w:t>, Barfoot T D. Informed RRT*: Optimal sampling-based path planning focused via direct sampling of an admissible ellipsoidal heuristic[C]. Proceedings of IEEE/RSJ International Conference on Intelligent Robots and Systems (IROS), Chicago, IL, USA: IEEE, 2014: 2997–3004.</w:t>
+        <w:t>Gammell J D, Srinivasa S S, Barfoot T D. Informed RRT*: Optimal sampling-based path planning focused via direct sampling of an admissible ellipsoidal heuristic[C]. Proceedings of IEEE/RSJ International Conference on Intelligent Robots and Systems (IROS), Chicago, IL, USA: IEEE, 2014: 2997–3004.</w:t>
       </w:r>
       <w:bookmarkEnd w:id="52"/>
     </w:p>
@@ -10903,21 +9908,7 @@
         <w:rPr>
           <w:sz w:val="17"/>
         </w:rPr>
-        <w:t xml:space="preserve">Gammell J D, Srinivasa S </w:t>
-      </w:r>
-      <w:proofErr w:type="spellStart"/>
-      <w:r>
-        <w:rPr>
-          <w:sz w:val="17"/>
-        </w:rPr>
-        <w:t>S</w:t>
-      </w:r>
-      <w:proofErr w:type="spellEnd"/>
-      <w:r>
-        <w:rPr>
-          <w:sz w:val="17"/>
-        </w:rPr>
-        <w:t>, Barfoot T D. Informed sampling for asymptotically optimal path planning[J]. IEEE Transactions on Robotics, 2018, 34(4): 966–984.</w:t>
+        <w:t>Gammell J D, Srinivasa S S, Barfoot T D. Informed sampling for asymptotically optimal path planning[J]. IEEE Transactions on Robotics, 2018, 34(4): 966–984.</w:t>
       </w:r>
       <w:bookmarkEnd w:id="53"/>
     </w:p>
@@ -10943,21 +9934,7 @@
         <w:rPr>
           <w:sz w:val="17"/>
         </w:rPr>
-        <w:t xml:space="preserve">Gammell J D, Srinivasa S </w:t>
-      </w:r>
-      <w:proofErr w:type="spellStart"/>
-      <w:r>
-        <w:rPr>
-          <w:sz w:val="17"/>
-        </w:rPr>
-        <w:t>S</w:t>
-      </w:r>
-      <w:proofErr w:type="spellEnd"/>
-      <w:r>
-        <w:rPr>
-          <w:sz w:val="17"/>
-        </w:rPr>
-        <w:t>, Barfoot T D. Batch informed trees (BIT*): Sampling-based optimal planning via the heuristically guided search of implicit random geometric graphs[C]. Proceedings of IEEE International Conference on Robotics and Automation (ICRA), Seattle, WA, USA: IEEE, 2015: 3067–3074.</w:t>
+        <w:t>Gammell J D, Srinivasa S S, Barfoot T D. Batch informed trees (BIT*): Sampling-based optimal planning via the heuristically guided search of implicit random geometric graphs[C]. Proceedings of IEEE International Conference on Robotics and Automation (ICRA), Seattle, WA, USA: IEEE, 2015: 3067–3074.</w:t>
       </w:r>
       <w:bookmarkEnd w:id="54"/>
     </w:p>
@@ -10983,21 +9960,7 @@
         <w:rPr>
           <w:sz w:val="17"/>
         </w:rPr>
-        <w:t xml:space="preserve">Gammell J D, Barfoot T D, Srinivasa S </w:t>
-      </w:r>
-      <w:proofErr w:type="spellStart"/>
-      <w:r>
-        <w:rPr>
-          <w:sz w:val="17"/>
-        </w:rPr>
-        <w:t>S</w:t>
-      </w:r>
-      <w:proofErr w:type="spellEnd"/>
-      <w:r>
-        <w:rPr>
-          <w:sz w:val="17"/>
-        </w:rPr>
-        <w:t>. Batch Informed Trees (BIT*): Informed asymptotically optimal anytime search[J]. International Journal of Robotics Research, 2020, 39(5): 543–567. DOI: 10.1177/0278364919890396</w:t>
+        <w:t>Gammell J D, Barfoot T D, Srinivasa S S. Batch Informed Trees (BIT*): Informed asymptotically optimal anytime search[J]. International Journal of Robotics Research, 2020, 39(5): 543–567. DOI: 10.1177/0278364919890396</w:t>
       </w:r>
       <w:bookmarkEnd w:id="55"/>
     </w:p>
@@ -11050,21 +10013,7 @@
           <w:sz w:val="17"/>
         </w:rPr>
         <w:lastRenderedPageBreak/>
-        <w:t xml:space="preserve">Zeng Z, Chang Y. ABF-RRT*: Bidirectional fast optimal </w:t>
-      </w:r>
-      <w:proofErr w:type="gramStart"/>
-      <w:r>
-        <w:rPr>
-          <w:sz w:val="17"/>
-        </w:rPr>
-        <w:t>rapidly-exploring</w:t>
-      </w:r>
-      <w:proofErr w:type="gramEnd"/>
-      <w:r>
-        <w:rPr>
-          <w:sz w:val="17"/>
-        </w:rPr>
-        <w:t xml:space="preserve"> random tree via adaptive sampling of a permissible hyper-ellipsoid[J]. Journal of King Saud University - Computer and Information Sciences, 20</w:t>
+        <w:t>Zeng Z, Chang Y. ABF-RRT*: Bidirectional fast optimal rapidly-exploring random tree via adaptive sampling of a permissible hyper-ellipsoid[J]. Journal of King Saud University - Computer and Information Sciences, 20</w:t>
       </w:r>
       <w:r>
         <w:rPr>
@@ -11156,25 +10105,7 @@
           <w:sz w:val="17"/>
           <w:lang w:eastAsia="zh-CN"/>
         </w:rPr>
-        <w:t xml:space="preserve">Deb K, Pratap A, Agarwal S, et al. A fast and elitist </w:t>
-      </w:r>
-      <w:proofErr w:type="spellStart"/>
-      <w:r>
-        <w:rPr>
-          <w:rFonts w:eastAsiaTheme="minorEastAsia"/>
-          <w:sz w:val="17"/>
-          <w:lang w:eastAsia="zh-CN"/>
-        </w:rPr>
-        <w:t>multiobjective</w:t>
-      </w:r>
-      <w:proofErr w:type="spellEnd"/>
-      <w:r>
-        <w:rPr>
-          <w:rFonts w:eastAsiaTheme="minorEastAsia"/>
-          <w:sz w:val="17"/>
-          <w:lang w:eastAsia="zh-CN"/>
-        </w:rPr>
-        <w:t xml:space="preserve"> genetic algorithm: NSGA-II[J]. IEEE Transactions on Evolutionary Computation, 2002, 6(2): 182–197. DOI: 10.1109/4235.996017</w:t>
+        <w:t>Deb K, Pratap A, Agarwal S, et al. A fast and elitist multiobjective genetic algorithm: NSGA-II[J]. IEEE Transactions on Evolutionary Computation, 2002, 6(2): 182–197. DOI: 10.1109/4235.996017</w:t>
       </w:r>
       <w:bookmarkEnd w:id="59"/>
     </w:p>
@@ -11198,23 +10129,13 @@
         </w:rPr>
       </w:pPr>
       <w:bookmarkStart w:id="60" w:name="_Ref223812940"/>
-      <w:proofErr w:type="spellStart"/>
-      <w:r>
-        <w:rPr>
-          <w:rFonts w:eastAsiaTheme="minorEastAsia"/>
-          <w:sz w:val="17"/>
-          <w:lang w:eastAsia="zh-CN"/>
-        </w:rPr>
-        <w:t>Choset</w:t>
-      </w:r>
-      <w:proofErr w:type="spellEnd"/>
-      <w:r>
-        <w:rPr>
-          <w:rFonts w:eastAsiaTheme="minorEastAsia"/>
-          <w:sz w:val="17"/>
-          <w:lang w:eastAsia="zh-CN"/>
-        </w:rPr>
-        <w:t xml:space="preserve"> H, Lynch K M, Hutchinson S, et al. Principles of Robot Motion: Theory, Algorithms, and Implementations[M]. Cambridge, MA: MIT Press, 2005. ISBN: 978-0-262-03327-5.</w:t>
+      <w:r>
+        <w:rPr>
+          <w:rFonts w:eastAsiaTheme="minorEastAsia"/>
+          <w:sz w:val="17"/>
+          <w:lang w:eastAsia="zh-CN"/>
+        </w:rPr>
+        <w:t>Choset H, Lynch K M, Hutchinson S, et al. Principles of Robot Motion: Theory, Algorithms, and Implementations[M]. Cambridge, MA: MIT Press, 2005. ISBN: 978-0-262-03327-5.</w:t>
       </w:r>
       <w:bookmarkEnd w:id="60"/>
     </w:p>
@@ -11268,59 +10189,13 @@
         </w:rPr>
       </w:pPr>
       <w:bookmarkStart w:id="62" w:name="_Ref223814085"/>
-      <w:proofErr w:type="spellStart"/>
-      <w:r>
-        <w:rPr>
-          <w:rFonts w:eastAsiaTheme="minorEastAsia"/>
-          <w:sz w:val="17"/>
-          <w:lang w:eastAsia="zh-CN"/>
-        </w:rPr>
-        <w:t>Kavraki</w:t>
-      </w:r>
-      <w:proofErr w:type="spellEnd"/>
-      <w:r>
-        <w:rPr>
-          <w:rFonts w:eastAsiaTheme="minorEastAsia"/>
-          <w:sz w:val="17"/>
-          <w:lang w:eastAsia="zh-CN"/>
-        </w:rPr>
-        <w:t xml:space="preserve"> L E, </w:t>
-      </w:r>
-      <w:proofErr w:type="spellStart"/>
-      <w:r>
-        <w:rPr>
-          <w:rFonts w:eastAsiaTheme="minorEastAsia"/>
-          <w:sz w:val="17"/>
-          <w:lang w:eastAsia="zh-CN"/>
-        </w:rPr>
-        <w:t>Švestka</w:t>
-      </w:r>
-      <w:proofErr w:type="spellEnd"/>
-      <w:r>
-        <w:rPr>
-          <w:rFonts w:eastAsiaTheme="minorEastAsia"/>
-          <w:sz w:val="17"/>
-          <w:lang w:eastAsia="zh-CN"/>
-        </w:rPr>
-        <w:t xml:space="preserve"> P, </w:t>
-      </w:r>
-      <w:proofErr w:type="spellStart"/>
-      <w:r>
-        <w:rPr>
-          <w:rFonts w:eastAsiaTheme="minorEastAsia"/>
-          <w:sz w:val="17"/>
-          <w:lang w:eastAsia="zh-CN"/>
-        </w:rPr>
-        <w:t>Latombe</w:t>
-      </w:r>
-      <w:proofErr w:type="spellEnd"/>
-      <w:r>
-        <w:rPr>
-          <w:rFonts w:eastAsiaTheme="minorEastAsia"/>
-          <w:sz w:val="17"/>
-          <w:lang w:eastAsia="zh-CN"/>
-        </w:rPr>
-        <w:t xml:space="preserve"> J C, et al. Probabilistic roadmaps for path planning in high-dimensional configuration spaces[J]. IEEE Transactions on Robotics and Automation, 1996, 12(4): 566–580. DOI: 10.1109/70.508439</w:t>
+      <w:r>
+        <w:rPr>
+          <w:rFonts w:eastAsiaTheme="minorEastAsia"/>
+          <w:sz w:val="17"/>
+          <w:lang w:eastAsia="zh-CN"/>
+        </w:rPr>
+        <w:t>Kavraki L E, Švestka P, Latombe J C, et al. Probabilistic roadmaps for path planning in high-dimensional configuration spaces[J]. IEEE Transactions on Robotics and Automation, 1996, 12(4): 566–580. DOI: 10.1109/70.508439</w:t>
       </w:r>
       <w:bookmarkEnd w:id="62"/>
     </w:p>
@@ -11344,59 +10219,13 @@
         </w:rPr>
       </w:pPr>
       <w:bookmarkStart w:id="63" w:name="_Ref223814284"/>
-      <w:proofErr w:type="spellStart"/>
-      <w:r>
-        <w:rPr>
-          <w:rFonts w:eastAsiaTheme="minorEastAsia"/>
-          <w:sz w:val="17"/>
-          <w:lang w:eastAsia="zh-CN"/>
-        </w:rPr>
-        <w:t>Ravankar</w:t>
-      </w:r>
-      <w:proofErr w:type="spellEnd"/>
-      <w:r>
-        <w:rPr>
-          <w:rFonts w:eastAsiaTheme="minorEastAsia"/>
-          <w:sz w:val="17"/>
-          <w:lang w:eastAsia="zh-CN"/>
-        </w:rPr>
-        <w:t xml:space="preserve"> A, </w:t>
-      </w:r>
-      <w:proofErr w:type="spellStart"/>
-      <w:r>
-        <w:rPr>
-          <w:rFonts w:eastAsiaTheme="minorEastAsia"/>
-          <w:sz w:val="17"/>
-          <w:lang w:eastAsia="zh-CN"/>
-        </w:rPr>
-        <w:t>Ravankar</w:t>
-      </w:r>
-      <w:proofErr w:type="spellEnd"/>
-      <w:r>
-        <w:rPr>
-          <w:rFonts w:eastAsiaTheme="minorEastAsia"/>
-          <w:sz w:val="17"/>
-          <w:lang w:eastAsia="zh-CN"/>
-        </w:rPr>
-        <w:t xml:space="preserve"> A </w:t>
-      </w:r>
-      <w:proofErr w:type="spellStart"/>
-      <w:r>
-        <w:rPr>
-          <w:rFonts w:eastAsiaTheme="minorEastAsia"/>
-          <w:sz w:val="17"/>
-          <w:lang w:eastAsia="zh-CN"/>
-        </w:rPr>
-        <w:t>A</w:t>
-      </w:r>
-      <w:proofErr w:type="spellEnd"/>
-      <w:r>
-        <w:rPr>
-          <w:rFonts w:eastAsiaTheme="minorEastAsia"/>
-          <w:sz w:val="17"/>
-          <w:lang w:eastAsia="zh-CN"/>
-        </w:rPr>
-        <w:t>, Kobayashi Y, et al. Path smoothing techniques in robot navigation: State-of-the-art, current and future challenges[J]. Sensors, 2018, 18(9): 3170. DOI: 10.3390/s18093170</w:t>
+      <w:r>
+        <w:rPr>
+          <w:rFonts w:eastAsiaTheme="minorEastAsia"/>
+          <w:sz w:val="17"/>
+          <w:lang w:eastAsia="zh-CN"/>
+        </w:rPr>
+        <w:t>Ravankar A, Ravankar A A, Kobayashi Y, et al. Path smoothing techniques in robot navigation: State-of-the-art, current and future challenges[J]. Sensors, 2018, 18(9): 3170. DOI: 10.3390/s18093170</w:t>
       </w:r>
       <w:bookmarkEnd w:id="63"/>
     </w:p>
@@ -11426,25 +10255,7 @@
           <w:sz w:val="17"/>
           <w:lang w:eastAsia="zh-CN"/>
         </w:rPr>
-        <w:t xml:space="preserve">Yang K, </w:t>
-      </w:r>
-      <w:proofErr w:type="spellStart"/>
-      <w:r>
-        <w:rPr>
-          <w:rFonts w:eastAsiaTheme="minorEastAsia"/>
-          <w:sz w:val="17"/>
-          <w:lang w:eastAsia="zh-CN"/>
-        </w:rPr>
-        <w:t>Sukkarieh</w:t>
-      </w:r>
-      <w:proofErr w:type="spellEnd"/>
-      <w:r>
-        <w:rPr>
-          <w:rFonts w:eastAsiaTheme="minorEastAsia"/>
-          <w:sz w:val="17"/>
-          <w:lang w:eastAsia="zh-CN"/>
-        </w:rPr>
-        <w:t xml:space="preserve"> S. An analytical continuous-curvature path-smoothing algorithm[J]. IEEE Transactions on Robotics, 2010, 26(3): 561–568. DOI: 10.1109/TRO.2010.2042990</w:t>
+        <w:t>Yang K, Sukkarieh S. An analytical continuous-curvature path-smoothing algorithm[J]. IEEE Transactions on Robotics, 2010, 26(3): 561–568. DOI: 10.1109/TRO.2010.2042990</w:t>
       </w:r>
       <w:bookmarkEnd w:id="64"/>
     </w:p>
@@ -11504,25 +10315,7 @@
           <w:sz w:val="17"/>
           <w:lang w:eastAsia="zh-CN"/>
         </w:rPr>
-        <w:t xml:space="preserve">Janson L, Schmerling E, Clark A, et al. Fast marching tree: A </w:t>
-      </w:r>
-      <w:proofErr w:type="gramStart"/>
-      <w:r>
-        <w:rPr>
-          <w:rFonts w:eastAsiaTheme="minorEastAsia"/>
-          <w:sz w:val="17"/>
-          <w:lang w:eastAsia="zh-CN"/>
-        </w:rPr>
-        <w:t>fast marching</w:t>
-      </w:r>
-      <w:proofErr w:type="gramEnd"/>
-      <w:r>
-        <w:rPr>
-          <w:rFonts w:eastAsiaTheme="minorEastAsia"/>
-          <w:sz w:val="17"/>
-          <w:lang w:eastAsia="zh-CN"/>
-        </w:rPr>
-        <w:t xml:space="preserve"> sampling-based method for optimal motion planning in many dimensions[J]. International Journal of Robotics Research, 2015, 34(7): 883–921. DOI: 10.1177/0278364915577958</w:t>
+        <w:t>Janson L, Schmerling E, Clark A, et al. Fast marching tree: A fast marching sampling-based method for optimal motion planning in many dimensions[J]. International Journal of Robotics Research, 2015, 34(7): 883–921. DOI: 10.1177/0278364915577958</w:t>
       </w:r>
       <w:bookmarkEnd w:id="66"/>
     </w:p>
@@ -15756,6 +14549,7 @@
   <w:style w:type="character" w:default="1" w:styleId="a0">
     <w:name w:val="Default Paragraph Font"/>
     <w:uiPriority w:val="1"/>
+    <w:semiHidden/>
     <w:unhideWhenUsed/>
   </w:style>
   <w:style w:type="table" w:default="1" w:styleId="a1">
